--- a/datasheet_gen/word_templates/RE.docx
+++ b/datasheet_gen/word_templates/RE.docx
@@ -431,6 +431,7 @@
       <w:tr>
         <w:trPr>
           <w:trHeight w:val="737"/>
+          <w:tblHeader/>
         </w:trPr>
         <w:tc>
           <w:tcPr>
@@ -1496,7 +1497,7 @@
           <w:p>
             <w:r/>
             <w:r>
-              <w:t>{{ classification }}</w:t>
+              <w:t>{{r classification_col_1 }}</w:t>
             </w:r>
           </w:p>
         </w:tc>
@@ -1515,7 +1516,9 @@
           </w:tcPr>
           <w:p>
             <w:r/>
-            <w:r/>
+            <w:r>
+              <w:t>{{r classification_col_2 }}</w:t>
+            </w:r>
           </w:p>
         </w:tc>
       </w:tr>
@@ -1624,7 +1627,7 @@
           <w:p>
             <w:r/>
             <w:r>
-              <w:t>{{ frequency_range }}</w:t>
+              <w:t>{{ frequency_range_col_1 }}</w:t>
             </w:r>
           </w:p>
         </w:tc>
@@ -1643,7 +1646,9 @@
           </w:tcPr>
           <w:p>
             <w:r/>
-            <w:r/>
+            <w:r>
+              <w:t>{{ frequency_range_col_2 }}</w:t>
+            </w:r>
           </w:p>
         </w:tc>
       </w:tr>
@@ -1696,7 +1701,7 @@
           <w:p>
             <w:r/>
             <w:r>
-              <w:t>{{ resolution_bandwidth }}</w:t>
+              <w:t>{{ resolution_bandwidth_col_1 }}</w:t>
             </w:r>
           </w:p>
         </w:tc>
@@ -1714,7 +1719,9 @@
           </w:tcPr>
           <w:p>
             <w:r/>
-            <w:r/>
+            <w:r>
+              <w:t>{{ resolution_bandwidth_col_2 }}</w:t>
+            </w:r>
           </w:p>
         </w:tc>
       </w:tr>
@@ -1767,7 +1774,7 @@
           <w:p>
             <w:r/>
             <w:r>
-              <w:t>{{ video_bandwidth }}</w:t>
+              <w:t>{{ video_bandwidth_col_1 }}</w:t>
             </w:r>
           </w:p>
         </w:tc>
@@ -1785,7 +1792,9 @@
           </w:tcPr>
           <w:p>
             <w:r/>
-            <w:r/>
+            <w:r>
+              <w:t>{{ video_bandwidth_col_2 }}</w:t>
+            </w:r>
           </w:p>
         </w:tc>
       </w:tr>
@@ -1838,7 +1847,7 @@
           <w:p>
             <w:r/>
             <w:r>
-              <w:t>{{ step_size }}</w:t>
+              <w:t>{{ step_size_col_1 }}</w:t>
             </w:r>
           </w:p>
         </w:tc>
@@ -1856,7 +1865,9 @@
           </w:tcPr>
           <w:p>
             <w:r/>
-            <w:r/>
+            <w:r>
+              <w:t>{{ step_size_col_2 }}</w:t>
+            </w:r>
           </w:p>
         </w:tc>
       </w:tr>
@@ -1909,7 +1920,7 @@
           <w:p>
             <w:r/>
             <w:r>
-              <w:t>{{ turn_table_rotation_step }}</w:t>
+              <w:t>{{ turn_table_rotation_step_col_1 }}</w:t>
             </w:r>
           </w:p>
         </w:tc>
@@ -1927,7 +1938,9 @@
           </w:tcPr>
           <w:p>
             <w:r/>
-            <w:r/>
+            <w:r>
+              <w:t>{{ turn_table_rotation_step_col_2 }}</w:t>
+            </w:r>
           </w:p>
         </w:tc>
       </w:tr>
@@ -1980,7 +1993,7 @@
           <w:p>
             <w:r/>
             <w:r>
-              <w:t>{{ antenna_height_variation_step_for_pre_scan_mea }}</w:t>
+              <w:t>{{ antenna_height_variation_step_for_pre_scan_mea_2 }}</w:t>
             </w:r>
           </w:p>
         </w:tc>
@@ -1998,7 +2011,9 @@
           </w:tcPr>
           <w:p>
             <w:r/>
-            <w:r/>
+            <w:r>
+              <w:t>{{ antenna_height_variation_step_for_pre_scan_mea_3 }}</w:t>
+            </w:r>
           </w:p>
         </w:tc>
       </w:tr>
@@ -2051,7 +2066,7 @@
           <w:p>
             <w:r/>
             <w:r>
-              <w:t>{{ antenna_height_variation_for_final_measurement }}</w:t>
+              <w:t>{{ antenna_height_variation_for_final_measurement_2 }}</w:t>
             </w:r>
           </w:p>
         </w:tc>
@@ -2069,7 +2084,9 @@
           </w:tcPr>
           <w:p>
             <w:r/>
-            <w:r/>
+            <w:r>
+              <w:t>{{ antenna_height_variation_for_final_measurement_3 }}</w:t>
+            </w:r>
           </w:p>
         </w:tc>
       </w:tr>
@@ -2138,7 +2155,7 @@
           <w:p>
             <w:r/>
             <w:r>
-              <w:t>{{ pre_scan_measurement_time }}</w:t>
+              <w:t>{{ pre_scan_measurement_time_col_1 }}</w:t>
             </w:r>
           </w:p>
         </w:tc>
@@ -2156,7 +2173,9 @@
           </w:tcPr>
           <w:p>
             <w:r/>
-            <w:r/>
+            <w:r>
+              <w:t>{{ pre_scan_measurement_time_col_2 }}</w:t>
+            </w:r>
           </w:p>
         </w:tc>
       </w:tr>
@@ -2209,7 +2228,7 @@
           <w:p>
             <w:r/>
             <w:r>
-              <w:t>{{ final_scan_measurement_time }}</w:t>
+              <w:t>{{ final_scan_measurement_time_col_1 }}</w:t>
             </w:r>
           </w:p>
         </w:tc>
@@ -2227,7 +2246,9 @@
           </w:tcPr>
           <w:p>
             <w:r/>
-            <w:r/>
+            <w:r>
+              <w:t>{{ final_scan_measurement_time_col_2 }}</w:t>
+            </w:r>
           </w:p>
         </w:tc>
       </w:tr>
@@ -2280,7 +2301,7 @@
           <w:p>
             <w:r/>
             <w:r>
-              <w:t>{{ attenuation }}</w:t>
+              <w:t>{{ attenuation_col_1 }}</w:t>
             </w:r>
           </w:p>
         </w:tc>
@@ -2298,7 +2319,9 @@
           </w:tcPr>
           <w:p>
             <w:r/>
-            <w:r/>
+            <w:r>
+              <w:t>{{ attenuation_col_2 }}</w:t>
+            </w:r>
           </w:p>
         </w:tc>
       </w:tr>
@@ -2406,7 +2429,7 @@
           <w:p>
             <w:r/>
             <w:r>
-              <w:t>{{ polarization }}</w:t>
+              <w:t>{{ polarization_col_1 }}</w:t>
             </w:r>
           </w:p>
         </w:tc>
@@ -2424,7 +2447,9 @@
           </w:tcPr>
           <w:p>
             <w:r/>
-            <w:r/>
+            <w:r>
+              <w:t>{{ polarization_col_2 }}</w:t>
+            </w:r>
           </w:p>
         </w:tc>
       </w:tr>
@@ -2477,7 +2502,7 @@
           <w:p>
             <w:r/>
             <w:r>
-              <w:t>{{ detector }}</w:t>
+              <w:t>{{ detector_col_1 }}</w:t>
             </w:r>
           </w:p>
         </w:tc>
@@ -2495,7 +2520,9 @@
           </w:tcPr>
           <w:p>
             <w:r/>
-            <w:r/>
+            <w:r>
+              <w:t>{{ detector_col_2 }}</w:t>
+            </w:r>
           </w:p>
         </w:tc>
       </w:tr>
@@ -2711,7 +2738,7 @@
           <w:p>
             <w:r/>
             <w:r>
-              <w:t>{{ eut_configuration }}</w:t>
+              <w:t>{{ eut_configuration_col_1 }}</w:t>
             </w:r>
           </w:p>
         </w:tc>
@@ -2729,7 +2756,9 @@
           </w:tcPr>
           <w:p>
             <w:r/>
-            <w:r/>
+            <w:r>
+              <w:t>{{ eut_configuration_col_2 }}</w:t>
+            </w:r>
           </w:p>
         </w:tc>
       </w:tr>
@@ -3267,7 +3296,7 @@
           <w:rFonts w:ascii="Arial" w:hAnsi="Arial" w:cs="Arial"/>
           <w:lang w:val="en-US"/>
         </w:rPr>
-        <w:t>Maximum permissible level of Radiated Emissions at 3-meter distance as per is as mentioned below:</w:t>
+        <w:t>Maximum permissible level of Radiated Emissions at 3-meter distance as per {{ product_standard }} is as mentioned below:</w:t>
       </w:r>
     </w:p>
     <w:p>
@@ -3329,7 +3358,7 @@
           <w:p>
             <w:r/>
             <w:r>
-              <w:t>{{ frequency_2 }}</w:t>
+              <w:t>{{ frequency_col_1 }}</w:t>
             </w:r>
           </w:p>
         </w:tc>
@@ -3339,7 +3368,9 @@
           </w:tcPr>
           <w:p>
             <w:r/>
-            <w:r/>
+            <w:r>
+              <w:t>{{ frequency_col_2 }}</w:t>
+            </w:r>
           </w:p>
         </w:tc>
       </w:tr>
@@ -3375,7 +3406,7 @@
           <w:p>
             <w:r/>
             <w:r>
-              <w:t>{{ f_1_to_3 }}</w:t>
+              <w:t>{{ f_1_to_3_col_1 }}</w:t>
             </w:r>
           </w:p>
         </w:tc>
@@ -3385,7 +3416,9 @@
           </w:tcPr>
           <w:p>
             <w:r/>
-            <w:r/>
+            <w:r>
+              <w:t>{{ f_1_to_3_col_2 }}</w:t>
+            </w:r>
           </w:p>
         </w:tc>
       </w:tr>
@@ -3421,7 +3454,7 @@
           <w:p>
             <w:r/>
             <w:r>
-              <w:t>{{ f_3_to_6 }}</w:t>
+              <w:t>{{ f_3_to_6_col_1 }}</w:t>
             </w:r>
           </w:p>
         </w:tc>
@@ -3431,7 +3464,9 @@
           </w:tcPr>
           <w:p>
             <w:r/>
-            <w:r/>
+            <w:r>
+              <w:t>{{ f_3_to_6_col_2 }}</w:t>
+            </w:r>
           </w:p>
         </w:tc>
       </w:tr>
@@ -3584,7 +3619,16 @@
     </w:p>
     <w:p>
       <w:pPr>
+        <w:spacing w:before="0" w:after="0"/>
+      </w:pPr>
+      <w:r>
+        <w:t>{{ img_figure_1 }}</w:t>
+      </w:r>
+    </w:p>
+    <w:p>
+      <w:pPr>
         <w:pStyle w:val="Caption"/>
+        <w:spacing w:before="0" w:after="0"/>
         <w:jc w:val="center"/>
         <w:rPr>
           <w:rFonts w:ascii="Arial" w:hAnsi="Arial" w:cs="Arial"/>
@@ -3810,29 +3854,33 @@
       <w:bookmarkEnd w:id="167"/>
     </w:p>
     <w:p>
-      <w:r>
-        <w:t>{{ img_figure_1 }}</w:t>
-      </w:r>
+      <w:pPr>
+        <w:pStyle w:val="Caption"/>
+        <w:jc w:val="center"/>
+        <w:rPr>
+          <w:rFonts w:ascii="Arial" w:hAnsi="Arial" w:cs="Arial"/>
+          <w:b/>
+          <w:bCs/>
+          <w:i w:val="0"/>
+          <w:iCs w:val="0"/>
+          <w:color w:val="auto"/>
+          <w:sz w:val="20"/>
+          <w:szCs w:val="20"/>
+        </w:rPr>
+      </w:pPr>
     </w:p>
     <w:p>
       <w:pPr>
-        <w:pStyle w:val="Caption"/>
-        <w:jc w:val="center"/>
-        <w:rPr>
-          <w:rFonts w:ascii="Arial" w:hAnsi="Arial" w:cs="Arial"/>
-          <w:b/>
-          <w:bCs/>
-          <w:i w:val="0"/>
-          <w:iCs w:val="0"/>
-          <w:color w:val="auto"/>
-          <w:sz w:val="20"/>
-          <w:szCs w:val="20"/>
-        </w:rPr>
-      </w:pPr>
+        <w:spacing w:before="0" w:after="0"/>
+      </w:pPr>
+      <w:r>
+        <w:t>{{ img_figure_2 }}</w:t>
+      </w:r>
     </w:p>
     <w:p>
       <w:pPr>
         <w:pStyle w:val="Caption"/>
+        <w:spacing w:before="0" w:after="0"/>
         <w:jc w:val="center"/>
         <w:rPr>
           <w:rFonts w:ascii="Arial" w:hAnsi="Arial" w:cs="Arial"/>
@@ -4045,11 +4093,6 @@
       <w:bookmarkEnd w:id="168"/>
     </w:p>
     <w:p>
-      <w:r>
-        <w:t>{{ img_figure_2 }}</w:t>
-      </w:r>
-    </w:p>
-    <w:p>
       <w:pPr>
         <w:jc w:val="center"/>
         <w:rPr>
@@ -4247,6 +4290,178 @@
       </w:r>
       <w:bookmarkEnd w:id="169"/>
     </w:p>
+    <w:tbl>
+      <w:tblPr>
+        <w:tblStyle w:val="TableGrid"/>
+        <w:tblW w:type="auto" w:w="0"/>
+        <w:tblLook w:firstColumn="1" w:firstRow="1" w:lastColumn="0" w:lastRow="0" w:noHBand="0" w:noVBand="1" w:val="04A0"/>
+      </w:tblPr>
+      <w:tblGrid>
+        <w:gridCol w:w="2256"/>
+        <w:gridCol w:w="2256"/>
+        <w:gridCol w:w="2256"/>
+        <w:gridCol w:w="2256"/>
+      </w:tblGrid>
+      <w:tr>
+        <w:trPr>
+          <w:tblHeader/>
+        </w:trPr>
+        <w:tc>
+          <w:tcPr>
+            <w:tcW w:type="dxa" w:w="2256"/>
+          </w:tcPr>
+          <w:p>
+            <w:r>
+              <w:rPr>
+                <w:b/>
+              </w:rPr>
+              <w:t>Frequency (MHz)</w:t>
+            </w:r>
+          </w:p>
+        </w:tc>
+        <w:tc>
+          <w:tcPr>
+            <w:tcW w:type="dxa" w:w="2256"/>
+          </w:tcPr>
+          <w:p>
+            <w:r>
+              <w:rPr>
+                <w:b/>
+              </w:rPr>
+              <w:t>Quasi-peak (dBµV/m)</w:t>
+            </w:r>
+          </w:p>
+        </w:tc>
+        <w:tc>
+          <w:tcPr>
+            <w:tcW w:type="dxa" w:w="2256"/>
+          </w:tcPr>
+          <w:p>
+            <w:r>
+              <w:rPr>
+                <w:b/>
+              </w:rPr>
+              <w:t>Limit (dBµV/m)</w:t>
+            </w:r>
+          </w:p>
+        </w:tc>
+        <w:tc>
+          <w:tcPr>
+            <w:tcW w:type="dxa" w:w="2256"/>
+          </w:tcPr>
+          <w:p>
+            <w:r>
+              <w:rPr>
+                <w:b/>
+              </w:rPr>
+              <w:t>Margin (dB)</w:t>
+            </w:r>
+          </w:p>
+        </w:tc>
+      </w:tr>
+      <w:tr>
+        <w:tc>
+          <w:tcPr>
+            <w:tcW w:type="dxa" w:w="2256"/>
+          </w:tcPr>
+          <w:p>
+            <w:r>
+              <w:t>{%tr for r in re_table1_rows %}</w:t>
+            </w:r>
+          </w:p>
+        </w:tc>
+        <w:tc>
+          <w:tcPr>
+            <w:tcW w:type="dxa" w:w="2256"/>
+          </w:tcPr>
+          <w:p/>
+        </w:tc>
+        <w:tc>
+          <w:tcPr>
+            <w:tcW w:type="dxa" w:w="2256"/>
+          </w:tcPr>
+          <w:p/>
+        </w:tc>
+        <w:tc>
+          <w:tcPr>
+            <w:tcW w:type="dxa" w:w="2256"/>
+          </w:tcPr>
+          <w:p/>
+        </w:tc>
+      </w:tr>
+      <w:tr>
+        <w:tc>
+          <w:tcPr>
+            <w:tcW w:type="dxa" w:w="2256"/>
+          </w:tcPr>
+          <w:p>
+            <w:r>
+              <w:t>{{ r.c0 }}</w:t>
+            </w:r>
+          </w:p>
+        </w:tc>
+        <w:tc>
+          <w:tcPr>
+            <w:tcW w:type="dxa" w:w="2256"/>
+          </w:tcPr>
+          <w:p>
+            <w:r>
+              <w:t>{{ r.c1 }}</w:t>
+            </w:r>
+          </w:p>
+        </w:tc>
+        <w:tc>
+          <w:tcPr>
+            <w:tcW w:type="dxa" w:w="2256"/>
+          </w:tcPr>
+          <w:p>
+            <w:r>
+              <w:t>{{ r.c2 }}</w:t>
+            </w:r>
+          </w:p>
+        </w:tc>
+        <w:tc>
+          <w:tcPr>
+            <w:tcW w:type="dxa" w:w="2256"/>
+          </w:tcPr>
+          <w:p>
+            <w:r>
+              <w:t>{{ r.c3 }}</w:t>
+            </w:r>
+          </w:p>
+        </w:tc>
+      </w:tr>
+      <w:tr>
+        <w:tc>
+          <w:tcPr>
+            <w:tcW w:type="dxa" w:w="2256"/>
+          </w:tcPr>
+          <w:p>
+            <w:r>
+              <w:t>{%tr endfor %}</w:t>
+            </w:r>
+          </w:p>
+        </w:tc>
+        <w:tc>
+          <w:tcPr>
+            <w:tcW w:type="dxa" w:w="2256"/>
+          </w:tcPr>
+          <w:p/>
+        </w:tc>
+        <w:tc>
+          <w:tcPr>
+            <w:tcW w:type="dxa" w:w="2256"/>
+          </w:tcPr>
+          <w:p/>
+        </w:tc>
+        <w:tc>
+          <w:tcPr>
+            <w:tcW w:type="dxa" w:w="2256"/>
+          </w:tcPr>
+          <w:p/>
+        </w:tc>
+      </w:tr>
+    </w:tbl>
     <w:p>
       <w:pPr>
         <w:rPr>
@@ -4257,7 +4472,16 @@
     </w:p>
     <w:p>
       <w:pPr>
+        <w:spacing w:before="0" w:after="0"/>
+      </w:pPr>
+      <w:r>
+        <w:t>{{ img_figure_3 }}</w:t>
+      </w:r>
+    </w:p>
+    <w:p>
+      <w:pPr>
         <w:pStyle w:val="Caption"/>
+        <w:spacing w:before="0" w:after="0"/>
         <w:jc w:val="center"/>
         <w:rPr>
           <w:rFonts w:ascii="Arial" w:hAnsi="Arial" w:cs="Arial"/>
@@ -4470,21 +4694,25 @@
       <w:bookmarkEnd w:id="170"/>
     </w:p>
     <w:p>
-      <w:r>
-        <w:t>{{ img_figure_3 }}</w:t>
-      </w:r>
+      <w:pPr>
+        <w:rPr>
+          <w:rFonts w:ascii="Arial" w:hAnsi="Arial" w:cs="Arial"/>
+          <w:lang w:val="en-US"/>
+        </w:rPr>
+      </w:pPr>
     </w:p>
     <w:p>
       <w:pPr>
-        <w:rPr>
-          <w:rFonts w:ascii="Arial" w:hAnsi="Arial" w:cs="Arial"/>
-          <w:lang w:val="en-US"/>
-        </w:rPr>
-      </w:pPr>
+        <w:spacing w:before="0" w:after="0"/>
+      </w:pPr>
+      <w:r>
+        <w:t>{{ img_figure_4 }}</w:t>
+      </w:r>
     </w:p>
     <w:p>
       <w:pPr>
         <w:pStyle w:val="Caption"/>
+        <w:spacing w:before="0" w:after="0"/>
         <w:jc w:val="center"/>
         <w:rPr>
           <w:rFonts w:ascii="Arial" w:hAnsi="Arial" w:cs="Arial"/>
@@ -4697,11 +4925,6 @@
       <w:bookmarkEnd w:id="171"/>
     </w:p>
     <w:p>
-      <w:r>
-        <w:t>{{ img_figure_4 }}</w:t>
-      </w:r>
-    </w:p>
-    <w:p>
       <w:pPr>
         <w:rPr>
           <w:rFonts w:ascii="Arial" w:hAnsi="Arial" w:cs="Arial"/>
@@ -4898,6 +5121,178 @@
       </w:r>
       <w:bookmarkEnd w:id="172"/>
     </w:p>
+    <w:tbl>
+      <w:tblPr>
+        <w:tblStyle w:val="TableGrid"/>
+        <w:tblW w:type="auto" w:w="0"/>
+        <w:tblLook w:firstColumn="1" w:firstRow="1" w:lastColumn="0" w:lastRow="0" w:noHBand="0" w:noVBand="1" w:val="04A0"/>
+      </w:tblPr>
+      <w:tblGrid>
+        <w:gridCol w:w="2256"/>
+        <w:gridCol w:w="2256"/>
+        <w:gridCol w:w="2256"/>
+        <w:gridCol w:w="2256"/>
+      </w:tblGrid>
+      <w:tr>
+        <w:trPr>
+          <w:tblHeader/>
+        </w:trPr>
+        <w:tc>
+          <w:tcPr>
+            <w:tcW w:type="dxa" w:w="2256"/>
+          </w:tcPr>
+          <w:p>
+            <w:r>
+              <w:rPr>
+                <w:b/>
+              </w:rPr>
+              <w:t>Frequency (GHz)</w:t>
+            </w:r>
+          </w:p>
+        </w:tc>
+        <w:tc>
+          <w:tcPr>
+            <w:tcW w:type="dxa" w:w="2256"/>
+          </w:tcPr>
+          <w:p>
+            <w:r>
+              <w:rPr>
+                <w:b/>
+              </w:rPr>
+              <w:t>Peak (dBµV/m)</w:t>
+            </w:r>
+          </w:p>
+        </w:tc>
+        <w:tc>
+          <w:tcPr>
+            <w:tcW w:type="dxa" w:w="2256"/>
+          </w:tcPr>
+          <w:p>
+            <w:r>
+              <w:rPr>
+                <w:b/>
+              </w:rPr>
+              <w:t>Limit (dBµV/m)</w:t>
+            </w:r>
+          </w:p>
+        </w:tc>
+        <w:tc>
+          <w:tcPr>
+            <w:tcW w:type="dxa" w:w="2256"/>
+          </w:tcPr>
+          <w:p>
+            <w:r>
+              <w:rPr>
+                <w:b/>
+              </w:rPr>
+              <w:t>Margin (dB)</w:t>
+            </w:r>
+          </w:p>
+        </w:tc>
+      </w:tr>
+      <w:tr>
+        <w:tc>
+          <w:tcPr>
+            <w:tcW w:type="dxa" w:w="2256"/>
+          </w:tcPr>
+          <w:p>
+            <w:r>
+              <w:t>{%tr for r in re_table2_rows %}</w:t>
+            </w:r>
+          </w:p>
+        </w:tc>
+        <w:tc>
+          <w:tcPr>
+            <w:tcW w:type="dxa" w:w="2256"/>
+          </w:tcPr>
+          <w:p/>
+        </w:tc>
+        <w:tc>
+          <w:tcPr>
+            <w:tcW w:type="dxa" w:w="2256"/>
+          </w:tcPr>
+          <w:p/>
+        </w:tc>
+        <w:tc>
+          <w:tcPr>
+            <w:tcW w:type="dxa" w:w="2256"/>
+          </w:tcPr>
+          <w:p/>
+        </w:tc>
+      </w:tr>
+      <w:tr>
+        <w:tc>
+          <w:tcPr>
+            <w:tcW w:type="dxa" w:w="2256"/>
+          </w:tcPr>
+          <w:p>
+            <w:r>
+              <w:t>{{ r.c0 }}</w:t>
+            </w:r>
+          </w:p>
+        </w:tc>
+        <w:tc>
+          <w:tcPr>
+            <w:tcW w:type="dxa" w:w="2256"/>
+          </w:tcPr>
+          <w:p>
+            <w:r>
+              <w:t>{{ r.c1 }}</w:t>
+            </w:r>
+          </w:p>
+        </w:tc>
+        <w:tc>
+          <w:tcPr>
+            <w:tcW w:type="dxa" w:w="2256"/>
+          </w:tcPr>
+          <w:p>
+            <w:r>
+              <w:t>{{ r.c2 }}</w:t>
+            </w:r>
+          </w:p>
+        </w:tc>
+        <w:tc>
+          <w:tcPr>
+            <w:tcW w:type="dxa" w:w="2256"/>
+          </w:tcPr>
+          <w:p>
+            <w:r>
+              <w:t>{{ r.c3 }}</w:t>
+            </w:r>
+          </w:p>
+        </w:tc>
+      </w:tr>
+      <w:tr>
+        <w:tc>
+          <w:tcPr>
+            <w:tcW w:type="dxa" w:w="2256"/>
+          </w:tcPr>
+          <w:p>
+            <w:r>
+              <w:t>{%tr endfor %}</w:t>
+            </w:r>
+          </w:p>
+        </w:tc>
+        <w:tc>
+          <w:tcPr>
+            <w:tcW w:type="dxa" w:w="2256"/>
+          </w:tcPr>
+          <w:p/>
+        </w:tc>
+        <w:tc>
+          <w:tcPr>
+            <w:tcW w:type="dxa" w:w="2256"/>
+          </w:tcPr>
+          <w:p/>
+        </w:tc>
+        <w:tc>
+          <w:tcPr>
+            <w:tcW w:type="dxa" w:w="2256"/>
+          </w:tcPr>
+          <w:p/>
+        </w:tc>
+      </w:tr>
+    </w:tbl>
     <w:p>
       <w:pPr>
         <w:rPr>
@@ -4908,7 +5303,16 @@
     </w:p>
     <w:p>
       <w:pPr>
+        <w:spacing w:before="0" w:after="0"/>
+      </w:pPr>
+      <w:r>
+        <w:t>{{ img_figure_5 }}</w:t>
+      </w:r>
+    </w:p>
+    <w:p>
+      <w:pPr>
         <w:pStyle w:val="Caption"/>
+        <w:spacing w:before="0" w:after="0"/>
         <w:jc w:val="center"/>
         <w:rPr>
           <w:rFonts w:ascii="Arial" w:hAnsi="Arial" w:cs="Arial"/>
@@ -5121,21 +5525,25 @@
       <w:bookmarkEnd w:id="173"/>
     </w:p>
     <w:p>
-      <w:r>
-        <w:t>{{ img_figure_5 }}</w:t>
-      </w:r>
+      <w:pPr>
+        <w:rPr>
+          <w:rFonts w:ascii="Arial" w:hAnsi="Arial" w:cs="Arial"/>
+          <w:lang w:val="en-US"/>
+        </w:rPr>
+      </w:pPr>
     </w:p>
     <w:p>
       <w:pPr>
-        <w:rPr>
-          <w:rFonts w:ascii="Arial" w:hAnsi="Arial" w:cs="Arial"/>
-          <w:lang w:val="en-US"/>
-        </w:rPr>
-      </w:pPr>
+        <w:spacing w:before="0" w:after="0"/>
+      </w:pPr>
+      <w:r>
+        <w:t>{{ img_figure_6 }}</w:t>
+      </w:r>
     </w:p>
     <w:p>
       <w:pPr>
         <w:pStyle w:val="Caption"/>
+        <w:spacing w:before="0" w:after="0"/>
         <w:jc w:val="center"/>
         <w:rPr>
           <w:rFonts w:ascii="Arial" w:hAnsi="Arial" w:cs="Arial"/>
@@ -5348,11 +5756,6 @@
       <w:bookmarkEnd w:id="174"/>
     </w:p>
     <w:p>
-      <w:r>
-        <w:t>{{ img_figure_6 }}</w:t>
-      </w:r>
-    </w:p>
-    <w:p>
       <w:pPr>
         <w:rPr>
           <w:rFonts w:ascii="Arial" w:hAnsi="Arial" w:cs="Arial"/>
@@ -5549,6 +5952,178 @@
       </w:r>
       <w:bookmarkEnd w:id="175"/>
     </w:p>
+    <w:tbl>
+      <w:tblPr>
+        <w:tblStyle w:val="TableGrid"/>
+        <w:tblW w:type="auto" w:w="0"/>
+        <w:tblLook w:firstColumn="1" w:firstRow="1" w:lastColumn="0" w:lastRow="0" w:noHBand="0" w:noVBand="1" w:val="04A0"/>
+      </w:tblPr>
+      <w:tblGrid>
+        <w:gridCol w:w="2256"/>
+        <w:gridCol w:w="2256"/>
+        <w:gridCol w:w="2256"/>
+        <w:gridCol w:w="2256"/>
+      </w:tblGrid>
+      <w:tr>
+        <w:trPr>
+          <w:tblHeader/>
+        </w:trPr>
+        <w:tc>
+          <w:tcPr>
+            <w:tcW w:type="dxa" w:w="2256"/>
+          </w:tcPr>
+          <w:p>
+            <w:r>
+              <w:rPr>
+                <w:b/>
+              </w:rPr>
+              <w:t>Frequency (GHz)</w:t>
+            </w:r>
+          </w:p>
+        </w:tc>
+        <w:tc>
+          <w:tcPr>
+            <w:tcW w:type="dxa" w:w="2256"/>
+          </w:tcPr>
+          <w:p>
+            <w:r>
+              <w:rPr>
+                <w:b/>
+              </w:rPr>
+              <w:t>Average (dBµV/m)</w:t>
+            </w:r>
+          </w:p>
+        </w:tc>
+        <w:tc>
+          <w:tcPr>
+            <w:tcW w:type="dxa" w:w="2256"/>
+          </w:tcPr>
+          <w:p>
+            <w:r>
+              <w:rPr>
+                <w:b/>
+              </w:rPr>
+              <w:t>Limit (dBµV/m)</w:t>
+            </w:r>
+          </w:p>
+        </w:tc>
+        <w:tc>
+          <w:tcPr>
+            <w:tcW w:type="dxa" w:w="2256"/>
+          </w:tcPr>
+          <w:p>
+            <w:r>
+              <w:rPr>
+                <w:b/>
+              </w:rPr>
+              <w:t>Margin (dB)</w:t>
+            </w:r>
+          </w:p>
+        </w:tc>
+      </w:tr>
+      <w:tr>
+        <w:tc>
+          <w:tcPr>
+            <w:tcW w:type="dxa" w:w="2256"/>
+          </w:tcPr>
+          <w:p>
+            <w:r>
+              <w:t>{%tr for r in re_table3_rows %}</w:t>
+            </w:r>
+          </w:p>
+        </w:tc>
+        <w:tc>
+          <w:tcPr>
+            <w:tcW w:type="dxa" w:w="2256"/>
+          </w:tcPr>
+          <w:p/>
+        </w:tc>
+        <w:tc>
+          <w:tcPr>
+            <w:tcW w:type="dxa" w:w="2256"/>
+          </w:tcPr>
+          <w:p/>
+        </w:tc>
+        <w:tc>
+          <w:tcPr>
+            <w:tcW w:type="dxa" w:w="2256"/>
+          </w:tcPr>
+          <w:p/>
+        </w:tc>
+      </w:tr>
+      <w:tr>
+        <w:tc>
+          <w:tcPr>
+            <w:tcW w:type="dxa" w:w="2256"/>
+          </w:tcPr>
+          <w:p>
+            <w:r>
+              <w:t>{{ r.c0 }}</w:t>
+            </w:r>
+          </w:p>
+        </w:tc>
+        <w:tc>
+          <w:tcPr>
+            <w:tcW w:type="dxa" w:w="2256"/>
+          </w:tcPr>
+          <w:p>
+            <w:r>
+              <w:t>{{ r.c1 }}</w:t>
+            </w:r>
+          </w:p>
+        </w:tc>
+        <w:tc>
+          <w:tcPr>
+            <w:tcW w:type="dxa" w:w="2256"/>
+          </w:tcPr>
+          <w:p>
+            <w:r>
+              <w:t>{{ r.c2 }}</w:t>
+            </w:r>
+          </w:p>
+        </w:tc>
+        <w:tc>
+          <w:tcPr>
+            <w:tcW w:type="dxa" w:w="2256"/>
+          </w:tcPr>
+          <w:p>
+            <w:r>
+              <w:t>{{ r.c3 }}</w:t>
+            </w:r>
+          </w:p>
+        </w:tc>
+      </w:tr>
+      <w:tr>
+        <w:tc>
+          <w:tcPr>
+            <w:tcW w:type="dxa" w:w="2256"/>
+          </w:tcPr>
+          <w:p>
+            <w:r>
+              <w:t>{%tr endfor %}</w:t>
+            </w:r>
+          </w:p>
+        </w:tc>
+        <w:tc>
+          <w:tcPr>
+            <w:tcW w:type="dxa" w:w="2256"/>
+          </w:tcPr>
+          <w:p/>
+        </w:tc>
+        <w:tc>
+          <w:tcPr>
+            <w:tcW w:type="dxa" w:w="2256"/>
+          </w:tcPr>
+          <w:p/>
+        </w:tc>
+        <w:tc>
+          <w:tcPr>
+            <w:tcW w:type="dxa" w:w="2256"/>
+          </w:tcPr>
+          <w:p/>
+        </w:tc>
+      </w:tr>
+    </w:tbl>
     <w:p>
       <w:pPr>
         <w:jc w:val="center"/>
@@ -5621,8 +6196,16 @@
     </w:p>
     <w:p>
       <w:pPr>
+        <w:spacing w:before="0" w:after="0"/>
+      </w:pPr>
+      <w:r>
+        <w:t>{{ img_photo_1 }}</w:t>
+      </w:r>
+    </w:p>
+    <w:p>
+      <w:pPr>
         <w:pStyle w:val="Caption"/>
-        <w:spacing w:after="0"/>
+        <w:spacing w:after="0" w:before="0"/>
         <w:jc w:val="center"/>
         <w:rPr>
           <w:rFonts w:ascii="Arial" w:hAnsi="Arial" w:cs="Arial"/>
@@ -5870,24 +6453,27 @@
       <w:bookmarkEnd w:id="177"/>
     </w:p>
     <w:p>
-      <w:r>
-        <w:t>{{ img_photo_1 }}</w:t>
-      </w:r>
+      <w:pPr>
+        <w:spacing w:after="0"/>
+        <w:jc w:val="center"/>
+        <w:rPr>
+          <w:rFonts w:ascii="Arial" w:hAnsi="Arial" w:cs="Arial"/>
+          <w:lang w:val="en-US"/>
+        </w:rPr>
+      </w:pPr>
     </w:p>
     <w:p>
       <w:pPr>
-        <w:spacing w:after="0"/>
-        <w:jc w:val="center"/>
-        <w:rPr>
-          <w:rFonts w:ascii="Arial" w:hAnsi="Arial" w:cs="Arial"/>
-          <w:lang w:val="en-US"/>
-        </w:rPr>
-      </w:pPr>
+        <w:spacing w:before="0" w:after="0"/>
+      </w:pPr>
+      <w:r>
+        <w:t>{{ img_photo_2 }}</w:t>
+      </w:r>
     </w:p>
     <w:p>
       <w:pPr>
         <w:pStyle w:val="Caption"/>
-        <w:spacing w:after="0"/>
+        <w:spacing w:after="0" w:before="0"/>
         <w:jc w:val="center"/>
         <w:rPr>
           <w:rFonts w:ascii="Arial" w:hAnsi="Arial" w:cs="Arial"/>
@@ -6130,19 +6716,22 @@
       <w:bookmarkEnd w:id="178"/>
     </w:p>
     <w:p>
-      <w:r>
-        <w:t>{{ img_photo_2 }}</w:t>
-      </w:r>
+      <w:pPr>
+        <w:spacing w:after="0"/>
+      </w:pPr>
     </w:p>
     <w:p>
       <w:pPr>
-        <w:spacing w:after="0"/>
-      </w:pPr>
+        <w:spacing w:before="0" w:after="0"/>
+      </w:pPr>
+      <w:r>
+        <w:t>{{ img_photo_3 }}</w:t>
+      </w:r>
     </w:p>
     <w:p>
       <w:pPr>
         <w:pStyle w:val="Caption"/>
-        <w:spacing w:after="0"/>
+        <w:spacing w:after="0" w:before="0"/>
         <w:jc w:val="center"/>
         <w:rPr>
           <w:rFonts w:ascii="Arial" w:hAnsi="Arial" w:cs="Arial"/>
@@ -6390,18 +6979,22 @@
       <w:bookmarkEnd w:id="179"/>
     </w:p>
     <w:p>
-      <w:r>
-        <w:t>{{ img_photo_3 }}</w:t>
-      </w:r>
+      <w:pPr>
+        <w:spacing w:after="0"/>
+      </w:pPr>
     </w:p>
     <w:p>
       <w:pPr>
-        <w:spacing w:after="0"/>
-      </w:pPr>
+        <w:spacing w:before="0" w:after="0"/>
+      </w:pPr>
+      <w:r>
+        <w:t>{{ img_photo_4 }}</w:t>
+      </w:r>
     </w:p>
     <w:p>
       <w:pPr>
         <w:pStyle w:val="Caption"/>
+        <w:spacing w:before="0" w:after="0"/>
         <w:jc w:val="center"/>
         <w:rPr>
           <w:rFonts w:ascii="Arial" w:hAnsi="Arial" w:cs="Arial"/>
@@ -6647,11 +7240,6 @@
         <w:t xml:space="preserve"> 6GHz</w:t>
       </w:r>
       <w:bookmarkEnd w:id="180"/>
-    </w:p>
-    <w:p>
-      <w:r>
-        <w:t>{{ img_photo_4 }}</w:t>
-      </w:r>
     </w:p>
     <w:p>
       <w:pPr>
@@ -6719,6 +7307,7 @@
       <w:tr>
         <w:trPr>
           <w:trHeight w:val="567"/>
+          <w:tblHeader/>
         </w:trPr>
         <w:tc>
           <w:tcPr>
@@ -7068,6 +7657,7 @@
       <w:tr>
         <w:trPr>
           <w:trHeight w:val="340"/>
+          <w:tblHeader/>
         </w:trPr>
         <w:tc>
           <w:tcPr>
@@ -7255,7 +7845,7 @@
           <w:rFonts w:ascii="Arial" w:hAnsi="Arial" w:cs="Arial"/>
           <w:lang w:val="en-US"/>
         </w:rPr>
-        <w:t xml:space="preserve">Radiated Emissions from the EUT as per Class </w:t>
+        <w:t>Radiated Emissions from the EUT as per Class {{ result_class }} limit: {{ overall_result }}</w:t>
       </w:r>
       <w:r>
         <w:rPr>
@@ -7270,14 +7860,12 @@
           <w:color w:val="9CC2E5" w:themeColor="accent5" w:themeTint="99"/>
           <w:lang w:val="en-US"/>
         </w:rPr>
-        <w:t xml:space="preserve"> </w:t>
       </w:r>
       <w:r>
         <w:rPr>
           <w:rFonts w:ascii="Arial" w:hAnsi="Arial" w:cs="Arial"/>
           <w:lang w:val="en-US"/>
         </w:rPr>
-        <w:t xml:space="preserve">limit: </w:t>
       </w:r>
       <w:r>
         <w:rPr>
@@ -7291,7 +7879,6 @@
           <w:rFonts w:ascii="Arial" w:hAnsi="Arial" w:cs="Arial"/>
           <w:lang w:val="en-US"/>
         </w:rPr>
-        <w:t>.</w:t>
       </w:r>
     </w:p>
     <w:p>
@@ -7332,9 +7919,22 @@
             <w:hideMark/>
           </w:tcPr>
           <w:p>
-            <w:r/>
-            <w:r>
-              <w:t>{{ tested_by_2 }}</w:t>
+            <w:pPr>
+              <w:spacing w:line="259" w:lineRule="auto"/>
+              <w:jc w:val="center"/>
+              <w:rPr>
+                <w:b/>
+                <w:bCs/>
+              </w:rPr>
+            </w:pPr>
+            <w:r>
+              <w:rPr>
+                <w:rFonts w:ascii="Arial" w:hAnsi="Arial" w:cs="Arial" w:eastAsiaTheme="majorEastAsia"/>
+                <w:b/>
+                <w:bCs/>
+                <w:lang w:val="en-US"/>
+              </w:rPr>
+              <w:t>Tested By</w:t>
             </w:r>
           </w:p>
         </w:tc>

--- a/datasheet_gen/word_templates/RE.docx
+++ b/datasheet_gen/word_templates/RE.docx
@@ -1137,6 +1137,40 @@
     </w:p>
     <w:p>
       <w:pPr>
+        <w:jc w:val="center"/>
+      </w:pPr>
+      <w:r>
+        <w:t>{{ func_plot }}</w:t>
+      </w:r>
+    </w:p>
+    <w:p>
+      <w:pPr>
+        <w:pStyle w:val="Caption"/>
+        <w:jc w:val="center"/>
+      </w:pPr>
+      <w:r>
+        <w:t>{{ func_plot_caption }}</w:t>
+      </w:r>
+    </w:p>
+    <w:p>
+      <w:pPr>
+        <w:jc w:val="center"/>
+      </w:pPr>
+      <w:r>
+        <w:t>{{ ambient_plot }}</w:t>
+      </w:r>
+    </w:p>
+    <w:p>
+      <w:pPr>
+        <w:pStyle w:val="Caption"/>
+        <w:jc w:val="center"/>
+      </w:pPr>
+      <w:r>
+        <w:t>{{ ambient_plot_caption }}</w:t>
+      </w:r>
+    </w:p>
+    <w:p>
+      <w:pPr>
         <w:rPr>
           <w:rFonts w:ascii="Arial" w:hAnsi="Arial" w:cs="Arial"/>
           <w:b/>
@@ -3179,34 +3213,24 @@
             <w:tcW w:w="4508" w:type="dxa"/>
           </w:tcPr>
           <w:p>
-            <w:pPr>
-              <w:jc w:val="center"/>
-              <w:rPr>
-                <w:rFonts w:ascii="Arial" w:hAnsi="Arial" w:cs="Arial"/>
+            <w:r>
+              <w:rPr>
                 <w:b/>
-                <w:bCs/>
-                <w:lang w:val="en-US"/>
-              </w:rPr>
-            </w:pPr>
-            <w:r>
-              <w:rPr>
-                <w:rFonts w:ascii="Arial" w:hAnsi="Arial" w:cs="Arial"/>
+              </w:rPr>
+              <w:t>Frequency (MHz)</w:t>
+            </w:r>
+          </w:p>
+        </w:tc>
+        <w:tc>
+          <w:tcPr>
+            <w:tcW w:w="4508" w:type="dxa"/>
+          </w:tcPr>
+          <w:p>
+            <w:r>
+              <w:rPr>
                 <w:b/>
-                <w:bCs/>
-                <w:lang w:val="en-US"/>
-              </w:rPr>
-              <w:t>Frequency (MHz)</w:t>
-            </w:r>
-          </w:p>
-        </w:tc>
-        <w:tc>
-          <w:tcPr>
-            <w:tcW w:w="4508" w:type="dxa"/>
-          </w:tcPr>
-          <w:p>
-            <w:r/>
-            <w:r>
-              <w:t>{{ frequency }}</w:t>
+              </w:rPr>
+              <w:t>Quasi-peak Limit (dBµV/m)</w:t>
             </w:r>
           </w:p>
         </w:tc>
@@ -3217,19 +3241,11 @@
             <w:tcW w:w="4508" w:type="dxa"/>
           </w:tcPr>
           <w:p>
-            <w:pPr>
-              <w:jc w:val="center"/>
-              <w:rPr>
-                <w:rFonts w:ascii="Arial" w:hAnsi="Arial" w:cs="Arial"/>
-                <w:lang w:val="en-US"/>
-              </w:rPr>
-            </w:pPr>
-            <w:r>
-              <w:rPr>
-                <w:rFonts w:ascii="Arial" w:hAnsi="Arial" w:cs="Arial"/>
-                <w:lang w:val="en-US"/>
-              </w:rPr>
-              <w:t>30 to 230</w:t>
+            <w:r>
+              <w:rPr>
+                <w:b w:val="0"/>
+              </w:rPr>
+              <w:t>{%tr for r in re_limits_qp_rows %}</w:t>
             </w:r>
           </w:p>
         </w:tc>
@@ -3238,9 +3254,10 @@
             <w:tcW w:w="4508" w:type="dxa"/>
           </w:tcPr>
           <w:p>
-            <w:r/>
-            <w:r>
-              <w:t>{{ f_30_to_230 }}</w:t>
+            <w:r>
+              <w:rPr>
+                <w:b w:val="0"/>
+              </w:rPr>
             </w:r>
           </w:p>
         </w:tc>
@@ -3251,19 +3268,11 @@
             <w:tcW w:w="4508" w:type="dxa"/>
           </w:tcPr>
           <w:p>
-            <w:pPr>
-              <w:jc w:val="center"/>
-              <w:rPr>
-                <w:rFonts w:ascii="Arial" w:hAnsi="Arial" w:cs="Arial"/>
-                <w:lang w:val="en-US"/>
-              </w:rPr>
-            </w:pPr>
-            <w:r>
-              <w:rPr>
-                <w:rFonts w:ascii="Arial" w:hAnsi="Arial" w:cs="Arial"/>
-                <w:lang w:val="en-US"/>
-              </w:rPr>
-              <w:t>230 to 1000</w:t>
+            <w:r>
+              <w:rPr>
+                <w:b w:val="0"/>
+              </w:rPr>
+              <w:t>{{ r.c0 }}</w:t>
             </w:r>
           </w:p>
         </w:tc>
@@ -3272,9 +3281,38 @@
             <w:tcW w:w="4508" w:type="dxa"/>
           </w:tcPr>
           <w:p>
-            <w:r/>
-            <w:r>
-              <w:t>{{ f_230_to_1000 }}</w:t>
+            <w:r>
+              <w:rPr>
+                <w:b w:val="0"/>
+              </w:rPr>
+              <w:t>{{ r.c1 }}</w:t>
+            </w:r>
+          </w:p>
+        </w:tc>
+      </w:tr>
+      <w:tr>
+        <w:tc>
+          <w:tcPr>
+            <w:tcW w:type="dxa" w:w="4508"/>
+          </w:tcPr>
+          <w:p>
+            <w:r>
+              <w:rPr>
+                <w:b w:val="0"/>
+              </w:rPr>
+              <w:t>{%tr endfor %}</w:t>
+            </w:r>
+          </w:p>
+        </w:tc>
+        <w:tc>
+          <w:tcPr>
+            <w:tcW w:type="dxa" w:w="4508"/>
+          </w:tcPr>
+          <w:p>
+            <w:r>
+              <w:rPr>
+                <w:b w:val="0"/>
+              </w:rPr>
             </w:r>
           </w:p>
         </w:tc>
@@ -3330,24 +3368,11 @@
             <w:tcW w:w="3005" w:type="dxa"/>
           </w:tcPr>
           <w:p>
-            <w:pPr>
-              <w:tabs>
-                <w:tab w:val="left" w:pos="1850"/>
-              </w:tabs>
-              <w:jc w:val="center"/>
-              <w:rPr>
-                <w:rFonts w:ascii="Arial" w:hAnsi="Arial" w:cs="Arial"/>
-                <w:lang w:val="en-US"/>
-              </w:rPr>
-            </w:pPr>
-            <w:r>
-              <w:rPr>
-                <w:rFonts w:ascii="Arial" w:hAnsi="Arial" w:cs="Arial"/>
+            <w:r>
+              <w:rPr>
                 <w:b/>
-                <w:bCs/>
-                <w:lang w:val="en-US"/>
-              </w:rPr>
-              <w:t>Frequency (GHz)</w:t>
+              </w:rPr>
+              <w:t>Frequency</w:t>
             </w:r>
           </w:p>
         </w:tc>
@@ -3356,9 +3381,11 @@
             <w:tcW w:w="3005" w:type="dxa"/>
           </w:tcPr>
           <w:p>
-            <w:r/>
-            <w:r>
-              <w:t>{{ frequency_col_1 }}</w:t>
+            <w:r>
+              <w:rPr>
+                <w:b/>
+              </w:rPr>
+              <w:t>Peak Limit (dBµV/m)</w:t>
             </w:r>
           </w:p>
         </w:tc>
@@ -3367,9 +3394,11 @@
             <w:tcW w:w="3006" w:type="dxa"/>
           </w:tcPr>
           <w:p>
-            <w:r/>
-            <w:r>
-              <w:t>{{ frequency_col_2 }}</w:t>
+            <w:r>
+              <w:rPr>
+                <w:b/>
+              </w:rPr>
+              <w:t>Average Limit (dBµV/m)</w:t>
             </w:r>
           </w:p>
         </w:tc>
@@ -3380,22 +3409,11 @@
             <w:tcW w:w="3005" w:type="dxa"/>
           </w:tcPr>
           <w:p>
-            <w:pPr>
-              <w:tabs>
-                <w:tab w:val="left" w:pos="1850"/>
-              </w:tabs>
-              <w:jc w:val="center"/>
-              <w:rPr>
-                <w:rFonts w:ascii="Arial" w:hAnsi="Arial" w:cs="Arial"/>
-                <w:lang w:val="en-US"/>
-              </w:rPr>
-            </w:pPr>
-            <w:r>
-              <w:rPr>
-                <w:rFonts w:ascii="Arial" w:hAnsi="Arial" w:cs="Arial"/>
-                <w:lang w:val="en-US"/>
-              </w:rPr>
-              <w:t>1 to 3</w:t>
+            <w:r>
+              <w:rPr>
+                <w:b w:val="0"/>
+              </w:rPr>
+              <w:t>{%tr for r in re_limits_pa_rows %}</w:t>
             </w:r>
           </w:p>
         </w:tc>
@@ -3404,9 +3422,10 @@
             <w:tcW w:w="3005" w:type="dxa"/>
           </w:tcPr>
           <w:p>
-            <w:r/>
-            <w:r>
-              <w:t>{{ f_1_to_3_col_1 }}</w:t>
+            <w:r>
+              <w:rPr>
+                <w:b w:val="0"/>
+              </w:rPr>
             </w:r>
           </w:p>
         </w:tc>
@@ -3415,9 +3434,10 @@
             <w:tcW w:w="3006" w:type="dxa"/>
           </w:tcPr>
           <w:p>
-            <w:r/>
-            <w:r>
-              <w:t>{{ f_1_to_3_col_2 }}</w:t>
+            <w:r>
+              <w:rPr>
+                <w:b w:val="0"/>
+              </w:rPr>
             </w:r>
           </w:p>
         </w:tc>
@@ -3428,22 +3448,11 @@
             <w:tcW w:w="3005" w:type="dxa"/>
           </w:tcPr>
           <w:p>
-            <w:pPr>
-              <w:tabs>
-                <w:tab w:val="left" w:pos="1850"/>
-              </w:tabs>
-              <w:jc w:val="center"/>
-              <w:rPr>
-                <w:rFonts w:ascii="Arial" w:hAnsi="Arial" w:cs="Arial"/>
-                <w:lang w:val="en-US"/>
-              </w:rPr>
-            </w:pPr>
-            <w:r>
-              <w:rPr>
-                <w:rFonts w:ascii="Arial" w:hAnsi="Arial" w:cs="Arial"/>
-                <w:lang w:val="en-US"/>
-              </w:rPr>
-              <w:t>3 to 6</w:t>
+            <w:r>
+              <w:rPr>
+                <w:b w:val="0"/>
+              </w:rPr>
+              <w:t>{{ r.c0 }}</w:t>
             </w:r>
           </w:p>
         </w:tc>
@@ -3452,9 +3461,11 @@
             <w:tcW w:w="3005" w:type="dxa"/>
           </w:tcPr>
           <w:p>
-            <w:r/>
-            <w:r>
-              <w:t>{{ f_3_to_6_col_1 }}</w:t>
+            <w:r>
+              <w:rPr>
+                <w:b w:val="0"/>
+              </w:rPr>
+              <w:t>{{ r.c1 }}</w:t>
             </w:r>
           </w:p>
         </w:tc>
@@ -3463,9 +3474,50 @@
             <w:tcW w:w="3006" w:type="dxa"/>
           </w:tcPr>
           <w:p>
-            <w:r/>
-            <w:r>
-              <w:t>{{ f_3_to_6_col_2 }}</w:t>
+            <w:r>
+              <w:rPr>
+                <w:b w:val="0"/>
+              </w:rPr>
+              <w:t>{{ r.c2 }}</w:t>
+            </w:r>
+          </w:p>
+        </w:tc>
+      </w:tr>
+      <w:tr>
+        <w:tc>
+          <w:tcPr>
+            <w:tcW w:type="dxa" w:w="3005"/>
+          </w:tcPr>
+          <w:p>
+            <w:r>
+              <w:rPr>
+                <w:b w:val="0"/>
+              </w:rPr>
+              <w:t>{%tr endfor %}</w:t>
+            </w:r>
+          </w:p>
+        </w:tc>
+        <w:tc>
+          <w:tcPr>
+            <w:tcW w:type="dxa" w:w="3005"/>
+          </w:tcPr>
+          <w:p>
+            <w:r>
+              <w:rPr>
+                <w:b w:val="0"/>
+              </w:rPr>
+            </w:r>
+          </w:p>
+        </w:tc>
+        <w:tc>
+          <w:tcPr>
+            <w:tcW w:type="dxa" w:w="3006"/>
+          </w:tcPr>
+          <w:p>
+            <w:r>
+              <w:rPr>
+                <w:b w:val="0"/>
+              </w:rPr>
             </w:r>
           </w:p>
         </w:tc>
@@ -3628,6 +3680,15 @@
     <w:p>
       <w:pPr>
         <w:pStyle w:val="Caption"/>
+        <w:jc w:val="center"/>
+      </w:pPr>
+      <w:r>
+        <w:t>{{ img_figure_1_caption }}</w:t>
+      </w:r>
+    </w:p>
+    <w:p>
+      <w:pPr>
+        <w:pStyle w:val="Caption"/>
         <w:spacing w:before="0" w:after="0"/>
         <w:jc w:val="center"/>
         <w:rPr>
@@ -3875,6 +3936,15 @@
       </w:pPr>
       <w:r>
         <w:t>{{ img_figure_2 }}</w:t>
+      </w:r>
+    </w:p>
+    <w:p>
+      <w:pPr>
+        <w:pStyle w:val="Caption"/>
+        <w:jc w:val="center"/>
+      </w:pPr>
+      <w:r>
+        <w:t>{{ img_figure_2_caption }}</w:t>
       </w:r>
     </w:p>
     <w:p>
@@ -4297,18 +4367,18 @@
         <w:tblLook w:firstColumn="1" w:firstRow="1" w:lastColumn="0" w:lastRow="0" w:noHBand="0" w:noVBand="1" w:val="04A0"/>
       </w:tblPr>
       <w:tblGrid>
-        <w:gridCol w:w="2256"/>
-        <w:gridCol w:w="2256"/>
-        <w:gridCol w:w="2256"/>
-        <w:gridCol w:w="2256"/>
+        <w:gridCol w:w="1289"/>
+        <w:gridCol w:w="1289"/>
+        <w:gridCol w:w="1289"/>
+        <w:gridCol w:w="1289"/>
+        <w:gridCol w:w="1289"/>
+        <w:gridCol w:w="1289"/>
+        <w:gridCol w:w="1289"/>
       </w:tblGrid>
       <w:tr>
-        <w:trPr>
-          <w:tblHeader/>
-        </w:trPr>
-        <w:tc>
-          <w:tcPr>
-            <w:tcW w:type="dxa" w:w="2256"/>
+        <w:tc>
+          <w:tcPr>
+            <w:tcW w:type="dxa" w:w="1289"/>
           </w:tcPr>
           <w:p>
             <w:r>
@@ -4321,40 +4391,79 @@
         </w:tc>
         <w:tc>
           <w:tcPr>
-            <w:tcW w:type="dxa" w:w="2256"/>
+            <w:tcW w:type="dxa" w:w="1289"/>
           </w:tcPr>
           <w:p>
             <w:r>
               <w:rPr>
                 <w:b/>
               </w:rPr>
-              <w:t>Quasi-peak (dBµV/m)</w:t>
-            </w:r>
-          </w:p>
-        </w:tc>
-        <w:tc>
-          <w:tcPr>
-            <w:tcW w:type="dxa" w:w="2256"/>
+              <w:t>Polarization</w:t>
+            </w:r>
+          </w:p>
+        </w:tc>
+        <w:tc>
+          <w:tcPr>
+            <w:tcW w:type="dxa" w:w="1289"/>
           </w:tcPr>
           <w:p>
             <w:r>
               <w:rPr>
                 <w:b/>
               </w:rPr>
-              <w:t>Limit (dBµV/m)</w:t>
-            </w:r>
-          </w:p>
-        </w:tc>
-        <w:tc>
-          <w:tcPr>
-            <w:tcW w:type="dxa" w:w="2256"/>
+              <w:t>EUT Angle (deg)</w:t>
+            </w:r>
+          </w:p>
+        </w:tc>
+        <w:tc>
+          <w:tcPr>
+            <w:tcW w:type="dxa" w:w="1289"/>
           </w:tcPr>
           <w:p>
             <w:r>
               <w:rPr>
                 <w:b/>
               </w:rPr>
-              <w:t>Margin (dB)</w:t>
+              <w:t>Antenna Height (cm)</w:t>
+            </w:r>
+          </w:p>
+        </w:tc>
+        <w:tc>
+          <w:tcPr>
+            <w:tcW w:type="dxa" w:w="1289"/>
+          </w:tcPr>
+          <w:p>
+            <w:r>
+              <w:rPr>
+                <w:b/>
+              </w:rPr>
+              <w:t>(QP) EMI (dBµV/m)</w:t>
+            </w:r>
+          </w:p>
+        </w:tc>
+        <w:tc>
+          <w:tcPr>
+            <w:tcW w:type="dxa" w:w="1289"/>
+          </w:tcPr>
+          <w:p>
+            <w:r>
+              <w:rPr>
+                <w:b/>
+              </w:rPr>
+              <w:t>QP Limit (dBµV/m)</w:t>
+            </w:r>
+          </w:p>
+        </w:tc>
+        <w:tc>
+          <w:tcPr>
+            <w:tcW w:type="dxa" w:w="1289"/>
+          </w:tcPr>
+          <w:p>
+            <w:r>
+              <w:rPr>
+                <w:b/>
+              </w:rPr>
+              <w:t>(QP) Margin (dB)</w:t>
             </w:r>
           </w:p>
         </w:tc>
@@ -4362,29 +4471,50 @@
       <w:tr>
         <w:tc>
           <w:tcPr>
-            <w:tcW w:type="dxa" w:w="2256"/>
-          </w:tcPr>
-          <w:p>
-            <w:r>
+            <w:tcW w:type="dxa" w:w="1289"/>
+          </w:tcPr>
+          <w:p>
+            <w:r>
+              <w:rPr>
+                <w:b w:val="0"/>
+              </w:rPr>
               <w:t>{%tr for r in re_table1_rows %}</w:t>
             </w:r>
           </w:p>
         </w:tc>
         <w:tc>
           <w:tcPr>
-            <w:tcW w:type="dxa" w:w="2256"/>
+            <w:tcW w:type="dxa" w:w="1289"/>
           </w:tcPr>
           <w:p/>
         </w:tc>
         <w:tc>
           <w:tcPr>
-            <w:tcW w:type="dxa" w:w="2256"/>
+            <w:tcW w:type="dxa" w:w="1289"/>
           </w:tcPr>
           <w:p/>
         </w:tc>
         <w:tc>
           <w:tcPr>
-            <w:tcW w:type="dxa" w:w="2256"/>
+            <w:tcW w:type="dxa" w:w="1289"/>
+          </w:tcPr>
+          <w:p/>
+        </w:tc>
+        <w:tc>
+          <w:tcPr>
+            <w:tcW w:type="dxa" w:w="1289"/>
+          </w:tcPr>
+          <w:p/>
+        </w:tc>
+        <w:tc>
+          <w:tcPr>
+            <w:tcW w:type="dxa" w:w="1289"/>
+          </w:tcPr>
+          <w:p/>
+        </w:tc>
+        <w:tc>
+          <w:tcPr>
+            <w:tcW w:type="dxa" w:w="1289"/>
           </w:tcPr>
           <w:p/>
         </w:tc>
@@ -4392,41 +4522,92 @@
       <w:tr>
         <w:tc>
           <w:tcPr>
-            <w:tcW w:type="dxa" w:w="2256"/>
-          </w:tcPr>
-          <w:p>
-            <w:r>
+            <w:tcW w:type="dxa" w:w="1289"/>
+          </w:tcPr>
+          <w:p>
+            <w:r>
+              <w:rPr>
+                <w:b w:val="0"/>
+              </w:rPr>
               <w:t>{{ r.c0 }}</w:t>
             </w:r>
           </w:p>
         </w:tc>
         <w:tc>
           <w:tcPr>
-            <w:tcW w:type="dxa" w:w="2256"/>
-          </w:tcPr>
-          <w:p>
-            <w:r>
+            <w:tcW w:type="dxa" w:w="1289"/>
+          </w:tcPr>
+          <w:p>
+            <w:r>
+              <w:rPr>
+                <w:b w:val="0"/>
+              </w:rPr>
               <w:t>{{ r.c1 }}</w:t>
             </w:r>
           </w:p>
         </w:tc>
         <w:tc>
           <w:tcPr>
-            <w:tcW w:type="dxa" w:w="2256"/>
-          </w:tcPr>
-          <w:p>
-            <w:r>
+            <w:tcW w:type="dxa" w:w="1289"/>
+          </w:tcPr>
+          <w:p>
+            <w:r>
+              <w:rPr>
+                <w:b w:val="0"/>
+              </w:rPr>
               <w:t>{{ r.c2 }}</w:t>
             </w:r>
           </w:p>
         </w:tc>
         <w:tc>
           <w:tcPr>
-            <w:tcW w:type="dxa" w:w="2256"/>
-          </w:tcPr>
-          <w:p>
-            <w:r>
+            <w:tcW w:type="dxa" w:w="1289"/>
+          </w:tcPr>
+          <w:p>
+            <w:r>
+              <w:rPr>
+                <w:b w:val="0"/>
+              </w:rPr>
               <w:t>{{ r.c3 }}</w:t>
+            </w:r>
+          </w:p>
+        </w:tc>
+        <w:tc>
+          <w:tcPr>
+            <w:tcW w:type="dxa" w:w="1289"/>
+          </w:tcPr>
+          <w:p>
+            <w:r>
+              <w:rPr>
+                <w:b w:val="0"/>
+              </w:rPr>
+              <w:t>{{ r.c4 }}</w:t>
+            </w:r>
+          </w:p>
+        </w:tc>
+        <w:tc>
+          <w:tcPr>
+            <w:tcW w:type="dxa" w:w="1289"/>
+          </w:tcPr>
+          <w:p>
+            <w:r>
+              <w:rPr>
+                <w:b w:val="0"/>
+              </w:rPr>
+              <w:t>{{ r.c5 }}</w:t>
+            </w:r>
+          </w:p>
+        </w:tc>
+        <w:tc>
+          <w:tcPr>
+            <w:tcW w:type="dxa" w:w="1289"/>
+          </w:tcPr>
+          <w:p>
+            <w:r>
+              <w:rPr>
+                <w:b w:val="0"/>
+              </w:rPr>
+              <w:t>{{ r.c6 }}</w:t>
             </w:r>
           </w:p>
         </w:tc>
@@ -4434,29 +4615,50 @@
       <w:tr>
         <w:tc>
           <w:tcPr>
-            <w:tcW w:type="dxa" w:w="2256"/>
-          </w:tcPr>
-          <w:p>
-            <w:r>
+            <w:tcW w:type="dxa" w:w="1289"/>
+          </w:tcPr>
+          <w:p>
+            <w:r>
+              <w:rPr>
+                <w:b w:val="0"/>
+              </w:rPr>
               <w:t>{%tr endfor %}</w:t>
             </w:r>
           </w:p>
         </w:tc>
         <w:tc>
           <w:tcPr>
-            <w:tcW w:type="dxa" w:w="2256"/>
+            <w:tcW w:type="dxa" w:w="1289"/>
           </w:tcPr>
           <w:p/>
         </w:tc>
         <w:tc>
           <w:tcPr>
-            <w:tcW w:type="dxa" w:w="2256"/>
+            <w:tcW w:type="dxa" w:w="1289"/>
           </w:tcPr>
           <w:p/>
         </w:tc>
         <w:tc>
           <w:tcPr>
-            <w:tcW w:type="dxa" w:w="2256"/>
+            <w:tcW w:type="dxa" w:w="1289"/>
+          </w:tcPr>
+          <w:p/>
+        </w:tc>
+        <w:tc>
+          <w:tcPr>
+            <w:tcW w:type="dxa" w:w="1289"/>
+          </w:tcPr>
+          <w:p/>
+        </w:tc>
+        <w:tc>
+          <w:tcPr>
+            <w:tcW w:type="dxa" w:w="1289"/>
+          </w:tcPr>
+          <w:p/>
+        </w:tc>
+        <w:tc>
+          <w:tcPr>
+            <w:tcW w:type="dxa" w:w="1289"/>
           </w:tcPr>
           <w:p/>
         </w:tc>
@@ -4481,6 +4683,15 @@
     <w:p>
       <w:pPr>
         <w:pStyle w:val="Caption"/>
+        <w:jc w:val="center"/>
+      </w:pPr>
+      <w:r>
+        <w:t>{{ img_figure_3_caption }}</w:t>
+      </w:r>
+    </w:p>
+    <w:p>
+      <w:pPr>
+        <w:pStyle w:val="Caption"/>
         <w:spacing w:before="0" w:after="0"/>
         <w:jc w:val="center"/>
         <w:rPr>
@@ -4707,6 +4918,15 @@
       </w:pPr>
       <w:r>
         <w:t>{{ img_figure_4 }}</w:t>
+      </w:r>
+    </w:p>
+    <w:p>
+      <w:pPr>
+        <w:pStyle w:val="Caption"/>
+        <w:jc w:val="center"/>
+      </w:pPr>
+      <w:r>
+        <w:t>{{ img_figure_4_caption }}</w:t>
       </w:r>
     </w:p>
     <w:p>
@@ -5128,64 +5348,103 @@
         <w:tblLook w:firstColumn="1" w:firstRow="1" w:lastColumn="0" w:lastRow="0" w:noHBand="0" w:noVBand="1" w:val="04A0"/>
       </w:tblPr>
       <w:tblGrid>
-        <w:gridCol w:w="2256"/>
-        <w:gridCol w:w="2256"/>
-        <w:gridCol w:w="2256"/>
-        <w:gridCol w:w="2256"/>
+        <w:gridCol w:w="1289"/>
+        <w:gridCol w:w="1289"/>
+        <w:gridCol w:w="1289"/>
+        <w:gridCol w:w="1289"/>
+        <w:gridCol w:w="1289"/>
+        <w:gridCol w:w="1289"/>
+        <w:gridCol w:w="1289"/>
       </w:tblGrid>
       <w:tr>
-        <w:trPr>
-          <w:tblHeader/>
-        </w:trPr>
-        <w:tc>
-          <w:tcPr>
-            <w:tcW w:type="dxa" w:w="2256"/>
+        <w:tc>
+          <w:tcPr>
+            <w:tcW w:type="dxa" w:w="1289"/>
           </w:tcPr>
           <w:p>
             <w:r>
               <w:rPr>
                 <w:b/>
               </w:rPr>
-              <w:t>Frequency (GHz)</w:t>
-            </w:r>
-          </w:p>
-        </w:tc>
-        <w:tc>
-          <w:tcPr>
-            <w:tcW w:type="dxa" w:w="2256"/>
+              <w:t>Frequency (MHz)</w:t>
+            </w:r>
+          </w:p>
+        </w:tc>
+        <w:tc>
+          <w:tcPr>
+            <w:tcW w:type="dxa" w:w="1289"/>
           </w:tcPr>
           <w:p>
             <w:r>
               <w:rPr>
                 <w:b/>
               </w:rPr>
-              <w:t>Peak (dBµV/m)</w:t>
-            </w:r>
-          </w:p>
-        </w:tc>
-        <w:tc>
-          <w:tcPr>
-            <w:tcW w:type="dxa" w:w="2256"/>
+              <w:t>Polarization</w:t>
+            </w:r>
+          </w:p>
+        </w:tc>
+        <w:tc>
+          <w:tcPr>
+            <w:tcW w:type="dxa" w:w="1289"/>
           </w:tcPr>
           <w:p>
             <w:r>
               <w:rPr>
                 <w:b/>
               </w:rPr>
-              <w:t>Limit (dBµV/m)</w:t>
-            </w:r>
-          </w:p>
-        </w:tc>
-        <w:tc>
-          <w:tcPr>
-            <w:tcW w:type="dxa" w:w="2256"/>
+              <w:t>EUT Angle (deg)</w:t>
+            </w:r>
+          </w:p>
+        </w:tc>
+        <w:tc>
+          <w:tcPr>
+            <w:tcW w:type="dxa" w:w="1289"/>
           </w:tcPr>
           <w:p>
             <w:r>
               <w:rPr>
                 <w:b/>
               </w:rPr>
-              <w:t>Margin (dB)</w:t>
+              <w:t>Antenna Height (cm)</w:t>
+            </w:r>
+          </w:p>
+        </w:tc>
+        <w:tc>
+          <w:tcPr>
+            <w:tcW w:type="dxa" w:w="1289"/>
+          </w:tcPr>
+          <w:p>
+            <w:r>
+              <w:rPr>
+                <w:b/>
+              </w:rPr>
+              <w:t>(Peak) EMI (dBµV/m)</w:t>
+            </w:r>
+          </w:p>
+        </w:tc>
+        <w:tc>
+          <w:tcPr>
+            <w:tcW w:type="dxa" w:w="1289"/>
+          </w:tcPr>
+          <w:p>
+            <w:r>
+              <w:rPr>
+                <w:b/>
+              </w:rPr>
+              <w:t>Peak Limit (dBµV/m)</w:t>
+            </w:r>
+          </w:p>
+        </w:tc>
+        <w:tc>
+          <w:tcPr>
+            <w:tcW w:type="dxa" w:w="1289"/>
+          </w:tcPr>
+          <w:p>
+            <w:r>
+              <w:rPr>
+                <w:b/>
+              </w:rPr>
+              <w:t>(Peak) Margin (dB)</w:t>
             </w:r>
           </w:p>
         </w:tc>
@@ -5193,29 +5452,50 @@
       <w:tr>
         <w:tc>
           <w:tcPr>
-            <w:tcW w:type="dxa" w:w="2256"/>
-          </w:tcPr>
-          <w:p>
-            <w:r>
+            <w:tcW w:type="dxa" w:w="1289"/>
+          </w:tcPr>
+          <w:p>
+            <w:r>
+              <w:rPr>
+                <w:b w:val="0"/>
+              </w:rPr>
               <w:t>{%tr for r in re_table2_rows %}</w:t>
             </w:r>
           </w:p>
         </w:tc>
         <w:tc>
           <w:tcPr>
-            <w:tcW w:type="dxa" w:w="2256"/>
+            <w:tcW w:type="dxa" w:w="1289"/>
           </w:tcPr>
           <w:p/>
         </w:tc>
         <w:tc>
           <w:tcPr>
-            <w:tcW w:type="dxa" w:w="2256"/>
+            <w:tcW w:type="dxa" w:w="1289"/>
           </w:tcPr>
           <w:p/>
         </w:tc>
         <w:tc>
           <w:tcPr>
-            <w:tcW w:type="dxa" w:w="2256"/>
+            <w:tcW w:type="dxa" w:w="1289"/>
+          </w:tcPr>
+          <w:p/>
+        </w:tc>
+        <w:tc>
+          <w:tcPr>
+            <w:tcW w:type="dxa" w:w="1289"/>
+          </w:tcPr>
+          <w:p/>
+        </w:tc>
+        <w:tc>
+          <w:tcPr>
+            <w:tcW w:type="dxa" w:w="1289"/>
+          </w:tcPr>
+          <w:p/>
+        </w:tc>
+        <w:tc>
+          <w:tcPr>
+            <w:tcW w:type="dxa" w:w="1289"/>
           </w:tcPr>
           <w:p/>
         </w:tc>
@@ -5223,41 +5503,92 @@
       <w:tr>
         <w:tc>
           <w:tcPr>
-            <w:tcW w:type="dxa" w:w="2256"/>
-          </w:tcPr>
-          <w:p>
-            <w:r>
+            <w:tcW w:type="dxa" w:w="1289"/>
+          </w:tcPr>
+          <w:p>
+            <w:r>
+              <w:rPr>
+                <w:b w:val="0"/>
+              </w:rPr>
               <w:t>{{ r.c0 }}</w:t>
             </w:r>
           </w:p>
         </w:tc>
         <w:tc>
           <w:tcPr>
-            <w:tcW w:type="dxa" w:w="2256"/>
-          </w:tcPr>
-          <w:p>
-            <w:r>
+            <w:tcW w:type="dxa" w:w="1289"/>
+          </w:tcPr>
+          <w:p>
+            <w:r>
+              <w:rPr>
+                <w:b w:val="0"/>
+              </w:rPr>
               <w:t>{{ r.c1 }}</w:t>
             </w:r>
           </w:p>
         </w:tc>
         <w:tc>
           <w:tcPr>
-            <w:tcW w:type="dxa" w:w="2256"/>
-          </w:tcPr>
-          <w:p>
-            <w:r>
+            <w:tcW w:type="dxa" w:w="1289"/>
+          </w:tcPr>
+          <w:p>
+            <w:r>
+              <w:rPr>
+                <w:b w:val="0"/>
+              </w:rPr>
               <w:t>{{ r.c2 }}</w:t>
             </w:r>
           </w:p>
         </w:tc>
         <w:tc>
           <w:tcPr>
-            <w:tcW w:type="dxa" w:w="2256"/>
-          </w:tcPr>
-          <w:p>
-            <w:r>
+            <w:tcW w:type="dxa" w:w="1289"/>
+          </w:tcPr>
+          <w:p>
+            <w:r>
+              <w:rPr>
+                <w:b w:val="0"/>
+              </w:rPr>
               <w:t>{{ r.c3 }}</w:t>
+            </w:r>
+          </w:p>
+        </w:tc>
+        <w:tc>
+          <w:tcPr>
+            <w:tcW w:type="dxa" w:w="1289"/>
+          </w:tcPr>
+          <w:p>
+            <w:r>
+              <w:rPr>
+                <w:b w:val="0"/>
+              </w:rPr>
+              <w:t>{{ r.c4 }}</w:t>
+            </w:r>
+          </w:p>
+        </w:tc>
+        <w:tc>
+          <w:tcPr>
+            <w:tcW w:type="dxa" w:w="1289"/>
+          </w:tcPr>
+          <w:p>
+            <w:r>
+              <w:rPr>
+                <w:b w:val="0"/>
+              </w:rPr>
+              <w:t>{{ r.c5 }}</w:t>
+            </w:r>
+          </w:p>
+        </w:tc>
+        <w:tc>
+          <w:tcPr>
+            <w:tcW w:type="dxa" w:w="1289"/>
+          </w:tcPr>
+          <w:p>
+            <w:r>
+              <w:rPr>
+                <w:b w:val="0"/>
+              </w:rPr>
+              <w:t>{{ r.c6 }}</w:t>
             </w:r>
           </w:p>
         </w:tc>
@@ -5265,29 +5596,50 @@
       <w:tr>
         <w:tc>
           <w:tcPr>
-            <w:tcW w:type="dxa" w:w="2256"/>
-          </w:tcPr>
-          <w:p>
-            <w:r>
+            <w:tcW w:type="dxa" w:w="1289"/>
+          </w:tcPr>
+          <w:p>
+            <w:r>
+              <w:rPr>
+                <w:b w:val="0"/>
+              </w:rPr>
               <w:t>{%tr endfor %}</w:t>
             </w:r>
           </w:p>
         </w:tc>
         <w:tc>
           <w:tcPr>
-            <w:tcW w:type="dxa" w:w="2256"/>
+            <w:tcW w:type="dxa" w:w="1289"/>
           </w:tcPr>
           <w:p/>
         </w:tc>
         <w:tc>
           <w:tcPr>
-            <w:tcW w:type="dxa" w:w="2256"/>
+            <w:tcW w:type="dxa" w:w="1289"/>
           </w:tcPr>
           <w:p/>
         </w:tc>
         <w:tc>
           <w:tcPr>
-            <w:tcW w:type="dxa" w:w="2256"/>
+            <w:tcW w:type="dxa" w:w="1289"/>
+          </w:tcPr>
+          <w:p/>
+        </w:tc>
+        <w:tc>
+          <w:tcPr>
+            <w:tcW w:type="dxa" w:w="1289"/>
+          </w:tcPr>
+          <w:p/>
+        </w:tc>
+        <w:tc>
+          <w:tcPr>
+            <w:tcW w:type="dxa" w:w="1289"/>
+          </w:tcPr>
+          <w:p/>
+        </w:tc>
+        <w:tc>
+          <w:tcPr>
+            <w:tcW w:type="dxa" w:w="1289"/>
           </w:tcPr>
           <w:p/>
         </w:tc>
@@ -5312,6 +5664,15 @@
     <w:p>
       <w:pPr>
         <w:pStyle w:val="Caption"/>
+        <w:jc w:val="center"/>
+      </w:pPr>
+      <w:r>
+        <w:t>{{ img_figure_5_caption }}</w:t>
+      </w:r>
+    </w:p>
+    <w:p>
+      <w:pPr>
+        <w:pStyle w:val="Caption"/>
         <w:spacing w:before="0" w:after="0"/>
         <w:jc w:val="center"/>
         <w:rPr>
@@ -5538,6 +5899,15 @@
       </w:pPr>
       <w:r>
         <w:t>{{ img_figure_6 }}</w:t>
+      </w:r>
+    </w:p>
+    <w:p>
+      <w:pPr>
+        <w:pStyle w:val="Caption"/>
+        <w:jc w:val="center"/>
+      </w:pPr>
+      <w:r>
+        <w:t>{{ img_figure_6_caption }}</w:t>
       </w:r>
     </w:p>
     <w:p>
@@ -5959,64 +6329,103 @@
         <w:tblLook w:firstColumn="1" w:firstRow="1" w:lastColumn="0" w:lastRow="0" w:noHBand="0" w:noVBand="1" w:val="04A0"/>
       </w:tblPr>
       <w:tblGrid>
-        <w:gridCol w:w="2256"/>
-        <w:gridCol w:w="2256"/>
-        <w:gridCol w:w="2256"/>
-        <w:gridCol w:w="2256"/>
+        <w:gridCol w:w="1289"/>
+        <w:gridCol w:w="1289"/>
+        <w:gridCol w:w="1289"/>
+        <w:gridCol w:w="1289"/>
+        <w:gridCol w:w="1289"/>
+        <w:gridCol w:w="1289"/>
+        <w:gridCol w:w="1289"/>
       </w:tblGrid>
       <w:tr>
-        <w:trPr>
-          <w:tblHeader/>
-        </w:trPr>
-        <w:tc>
-          <w:tcPr>
-            <w:tcW w:type="dxa" w:w="2256"/>
+        <w:tc>
+          <w:tcPr>
+            <w:tcW w:type="dxa" w:w="1289"/>
           </w:tcPr>
           <w:p>
             <w:r>
               <w:rPr>
                 <w:b/>
               </w:rPr>
-              <w:t>Frequency (GHz)</w:t>
-            </w:r>
-          </w:p>
-        </w:tc>
-        <w:tc>
-          <w:tcPr>
-            <w:tcW w:type="dxa" w:w="2256"/>
+              <w:t>Frequency (MHz)</w:t>
+            </w:r>
+          </w:p>
+        </w:tc>
+        <w:tc>
+          <w:tcPr>
+            <w:tcW w:type="dxa" w:w="1289"/>
           </w:tcPr>
           <w:p>
             <w:r>
               <w:rPr>
                 <w:b/>
               </w:rPr>
-              <w:t>Average (dBµV/m)</w:t>
-            </w:r>
-          </w:p>
-        </w:tc>
-        <w:tc>
-          <w:tcPr>
-            <w:tcW w:type="dxa" w:w="2256"/>
+              <w:t>Polarization</w:t>
+            </w:r>
+          </w:p>
+        </w:tc>
+        <w:tc>
+          <w:tcPr>
+            <w:tcW w:type="dxa" w:w="1289"/>
           </w:tcPr>
           <w:p>
             <w:r>
               <w:rPr>
                 <w:b/>
               </w:rPr>
-              <w:t>Limit (dBµV/m)</w:t>
-            </w:r>
-          </w:p>
-        </w:tc>
-        <w:tc>
-          <w:tcPr>
-            <w:tcW w:type="dxa" w:w="2256"/>
+              <w:t>EUT Angle (deg)</w:t>
+            </w:r>
+          </w:p>
+        </w:tc>
+        <w:tc>
+          <w:tcPr>
+            <w:tcW w:type="dxa" w:w="1289"/>
           </w:tcPr>
           <w:p>
             <w:r>
               <w:rPr>
                 <w:b/>
               </w:rPr>
-              <w:t>Margin (dB)</w:t>
+              <w:t>Antenna Height (cm)</w:t>
+            </w:r>
+          </w:p>
+        </w:tc>
+        <w:tc>
+          <w:tcPr>
+            <w:tcW w:type="dxa" w:w="1289"/>
+          </w:tcPr>
+          <w:p>
+            <w:r>
+              <w:rPr>
+                <w:b/>
+              </w:rPr>
+              <w:t>(Avg) EMI (dBµV/m)</w:t>
+            </w:r>
+          </w:p>
+        </w:tc>
+        <w:tc>
+          <w:tcPr>
+            <w:tcW w:type="dxa" w:w="1289"/>
+          </w:tcPr>
+          <w:p>
+            <w:r>
+              <w:rPr>
+                <w:b/>
+              </w:rPr>
+              <w:t>Avg Limit (dBµV/m)</w:t>
+            </w:r>
+          </w:p>
+        </w:tc>
+        <w:tc>
+          <w:tcPr>
+            <w:tcW w:type="dxa" w:w="1289"/>
+          </w:tcPr>
+          <w:p>
+            <w:r>
+              <w:rPr>
+                <w:b/>
+              </w:rPr>
+              <w:t>(Avg) Margin (dB)</w:t>
             </w:r>
           </w:p>
         </w:tc>
@@ -6024,29 +6433,50 @@
       <w:tr>
         <w:tc>
           <w:tcPr>
-            <w:tcW w:type="dxa" w:w="2256"/>
-          </w:tcPr>
-          <w:p>
-            <w:r>
+            <w:tcW w:type="dxa" w:w="1289"/>
+          </w:tcPr>
+          <w:p>
+            <w:r>
+              <w:rPr>
+                <w:b w:val="0"/>
+              </w:rPr>
               <w:t>{%tr for r in re_table3_rows %}</w:t>
             </w:r>
           </w:p>
         </w:tc>
         <w:tc>
           <w:tcPr>
-            <w:tcW w:type="dxa" w:w="2256"/>
+            <w:tcW w:type="dxa" w:w="1289"/>
           </w:tcPr>
           <w:p/>
         </w:tc>
         <w:tc>
           <w:tcPr>
-            <w:tcW w:type="dxa" w:w="2256"/>
+            <w:tcW w:type="dxa" w:w="1289"/>
           </w:tcPr>
           <w:p/>
         </w:tc>
         <w:tc>
           <w:tcPr>
-            <w:tcW w:type="dxa" w:w="2256"/>
+            <w:tcW w:type="dxa" w:w="1289"/>
+          </w:tcPr>
+          <w:p/>
+        </w:tc>
+        <w:tc>
+          <w:tcPr>
+            <w:tcW w:type="dxa" w:w="1289"/>
+          </w:tcPr>
+          <w:p/>
+        </w:tc>
+        <w:tc>
+          <w:tcPr>
+            <w:tcW w:type="dxa" w:w="1289"/>
+          </w:tcPr>
+          <w:p/>
+        </w:tc>
+        <w:tc>
+          <w:tcPr>
+            <w:tcW w:type="dxa" w:w="1289"/>
           </w:tcPr>
           <w:p/>
         </w:tc>
@@ -6054,41 +6484,92 @@
       <w:tr>
         <w:tc>
           <w:tcPr>
-            <w:tcW w:type="dxa" w:w="2256"/>
-          </w:tcPr>
-          <w:p>
-            <w:r>
+            <w:tcW w:type="dxa" w:w="1289"/>
+          </w:tcPr>
+          <w:p>
+            <w:r>
+              <w:rPr>
+                <w:b w:val="0"/>
+              </w:rPr>
               <w:t>{{ r.c0 }}</w:t>
             </w:r>
           </w:p>
         </w:tc>
         <w:tc>
           <w:tcPr>
-            <w:tcW w:type="dxa" w:w="2256"/>
-          </w:tcPr>
-          <w:p>
-            <w:r>
+            <w:tcW w:type="dxa" w:w="1289"/>
+          </w:tcPr>
+          <w:p>
+            <w:r>
+              <w:rPr>
+                <w:b w:val="0"/>
+              </w:rPr>
               <w:t>{{ r.c1 }}</w:t>
             </w:r>
           </w:p>
         </w:tc>
         <w:tc>
           <w:tcPr>
-            <w:tcW w:type="dxa" w:w="2256"/>
-          </w:tcPr>
-          <w:p>
-            <w:r>
+            <w:tcW w:type="dxa" w:w="1289"/>
+          </w:tcPr>
+          <w:p>
+            <w:r>
+              <w:rPr>
+                <w:b w:val="0"/>
+              </w:rPr>
               <w:t>{{ r.c2 }}</w:t>
             </w:r>
           </w:p>
         </w:tc>
         <w:tc>
           <w:tcPr>
-            <w:tcW w:type="dxa" w:w="2256"/>
-          </w:tcPr>
-          <w:p>
-            <w:r>
+            <w:tcW w:type="dxa" w:w="1289"/>
+          </w:tcPr>
+          <w:p>
+            <w:r>
+              <w:rPr>
+                <w:b w:val="0"/>
+              </w:rPr>
               <w:t>{{ r.c3 }}</w:t>
+            </w:r>
+          </w:p>
+        </w:tc>
+        <w:tc>
+          <w:tcPr>
+            <w:tcW w:type="dxa" w:w="1289"/>
+          </w:tcPr>
+          <w:p>
+            <w:r>
+              <w:rPr>
+                <w:b w:val="0"/>
+              </w:rPr>
+              <w:t>{{ r.c4 }}</w:t>
+            </w:r>
+          </w:p>
+        </w:tc>
+        <w:tc>
+          <w:tcPr>
+            <w:tcW w:type="dxa" w:w="1289"/>
+          </w:tcPr>
+          <w:p>
+            <w:r>
+              <w:rPr>
+                <w:b w:val="0"/>
+              </w:rPr>
+              <w:t>{{ r.c5 }}</w:t>
+            </w:r>
+          </w:p>
+        </w:tc>
+        <w:tc>
+          <w:tcPr>
+            <w:tcW w:type="dxa" w:w="1289"/>
+          </w:tcPr>
+          <w:p>
+            <w:r>
+              <w:rPr>
+                <w:b w:val="0"/>
+              </w:rPr>
+              <w:t>{{ r.c6 }}</w:t>
             </w:r>
           </w:p>
         </w:tc>
@@ -6096,29 +6577,50 @@
       <w:tr>
         <w:tc>
           <w:tcPr>
-            <w:tcW w:type="dxa" w:w="2256"/>
-          </w:tcPr>
-          <w:p>
-            <w:r>
+            <w:tcW w:type="dxa" w:w="1289"/>
+          </w:tcPr>
+          <w:p>
+            <w:r>
+              <w:rPr>
+                <w:b w:val="0"/>
+              </w:rPr>
               <w:t>{%tr endfor %}</w:t>
             </w:r>
           </w:p>
         </w:tc>
         <w:tc>
           <w:tcPr>
-            <w:tcW w:type="dxa" w:w="2256"/>
+            <w:tcW w:type="dxa" w:w="1289"/>
           </w:tcPr>
           <w:p/>
         </w:tc>
         <w:tc>
           <w:tcPr>
-            <w:tcW w:type="dxa" w:w="2256"/>
+            <w:tcW w:type="dxa" w:w="1289"/>
           </w:tcPr>
           <w:p/>
         </w:tc>
         <w:tc>
           <w:tcPr>
-            <w:tcW w:type="dxa" w:w="2256"/>
+            <w:tcW w:type="dxa" w:w="1289"/>
+          </w:tcPr>
+          <w:p/>
+        </w:tc>
+        <w:tc>
+          <w:tcPr>
+            <w:tcW w:type="dxa" w:w="1289"/>
+          </w:tcPr>
+          <w:p/>
+        </w:tc>
+        <w:tc>
+          <w:tcPr>
+            <w:tcW w:type="dxa" w:w="1289"/>
+          </w:tcPr>
+          <w:p/>
+        </w:tc>
+        <w:tc>
+          <w:tcPr>
+            <w:tcW w:type="dxa" w:w="1289"/>
           </w:tcPr>
           <w:p/>
         </w:tc>
@@ -6205,6 +6707,15 @@
     <w:p>
       <w:pPr>
         <w:pStyle w:val="Caption"/>
+        <w:jc w:val="center"/>
+      </w:pPr>
+      <w:r>
+        <w:t>{{ img_photo_1_caption }}</w:t>
+      </w:r>
+    </w:p>
+    <w:p>
+      <w:pPr>
+        <w:pStyle w:val="Caption"/>
         <w:spacing w:after="0" w:before="0"/>
         <w:jc w:val="center"/>
         <w:rPr>
@@ -6473,6 +6984,15 @@
     <w:p>
       <w:pPr>
         <w:pStyle w:val="Caption"/>
+        <w:jc w:val="center"/>
+      </w:pPr>
+      <w:r>
+        <w:t>{{ img_photo_2_caption }}</w:t>
+      </w:r>
+    </w:p>
+    <w:p>
+      <w:pPr>
+        <w:pStyle w:val="Caption"/>
         <w:spacing w:after="0" w:before="0"/>
         <w:jc w:val="center"/>
         <w:rPr>
@@ -6731,6 +7251,15 @@
     <w:p>
       <w:pPr>
         <w:pStyle w:val="Caption"/>
+        <w:jc w:val="center"/>
+      </w:pPr>
+      <w:r>
+        <w:t>{{ img_photo_3_caption }}</w:t>
+      </w:r>
+    </w:p>
+    <w:p>
+      <w:pPr>
+        <w:pStyle w:val="Caption"/>
         <w:spacing w:after="0" w:before="0"/>
         <w:jc w:val="center"/>
         <w:rPr>
@@ -6989,6 +7518,15 @@
       </w:pPr>
       <w:r>
         <w:t>{{ img_photo_4 }}</w:t>
+      </w:r>
+    </w:p>
+    <w:p>
+      <w:pPr>
+        <w:pStyle w:val="Caption"/>
+        <w:jc w:val="center"/>
+      </w:pPr>
+      <w:r>
+        <w:t>{{ img_photo_4_caption }}</w:t>
       </w:r>
     </w:p>
     <w:p>

--- a/datasheet_gen/word_templates/RE.docx
+++ b/datasheet_gen/word_templates/RE.docx
@@ -1218,80 +1218,6 @@
       </w:r>
     </w:p>
     <w:p>
-      <w:pPr>
-        <w:pStyle w:val="Caption"/>
-        <w:jc w:val="center"/>
-        <w:rPr>
-          <w:rFonts w:ascii="Arial" w:hAnsi="Arial" w:cs="Arial"/>
-          <w:b/>
-          <w:bCs/>
-          <w:i w:val="0"/>
-          <w:iCs w:val="0"/>
-          <w:color w:val="auto"/>
-          <w:sz w:val="20"/>
-          <w:szCs w:val="20"/>
-        </w:rPr>
-      </w:pPr>
-      <w:r>
-        <w:rPr>
-          <w:rFonts w:ascii="Arial" w:hAnsi="Arial"/>
-          <w:b/>
-          <w:i w:val="0"/>
-          <w:noProof/>
-          <w:color w:val="000000"/>
-          <w:sz w:val="20"/>
-        </w:rPr>
-        <w:drawing>
-          <wp:inline distT="0" distB="0" distL="0" distR="0" wp14:anchorId="23CCFAEC" wp14:editId="41DB8378">
-            <wp:extent cx="5760000" cy="3240000"/>
-            <wp:effectExtent l="0" t="0" r="0" b="0"/>
-            <wp:docPr id="1540005114" name="Picture 4"/>
-            <wp:cNvGraphicFramePr>
-              <a:graphicFrameLocks xmlns:a="http://schemas.openxmlformats.org/drawingml/2006/main"/>
-            </wp:cNvGraphicFramePr>
-            <a:graphic xmlns:a="http://schemas.openxmlformats.org/drawingml/2006/main">
-              <a:graphicData uri="http://schemas.openxmlformats.org/drawingml/2006/picture">
-                <pic:pic xmlns:pic="http://schemas.openxmlformats.org/drawingml/2006/picture">
-                  <pic:nvPicPr>
-                    <pic:cNvPr id="0" name="Picture 3"/>
-                    <pic:cNvPicPr>
-                      <a:picLocks noChangeAspect="1" noChangeArrowheads="1"/>
-                    </pic:cNvPicPr>
-                  </pic:nvPicPr>
-                  <pic:blipFill>
-                    <a:blip r:embed="rId12" cstate="print">
-                      <a:extLst>
-                        <a:ext uri="{28A0092B-C50C-407E-A947-70E740481C1C}">
-                          <a14:useLocalDpi xmlns:a14="http://schemas.microsoft.com/office/drawing/2010/main" val="0"/>
-                        </a:ext>
-                      </a:extLst>
-                    </a:blip>
-                    <a:srcRect/>
-                    <a:stretch>
-                      <a:fillRect/>
-                    </a:stretch>
-                  </pic:blipFill>
-                  <pic:spPr bwMode="auto">
-                    <a:xfrm>
-                      <a:off x="0" y="0"/>
-                      <a:ext cx="5760000" cy="3240000"/>
-                    </a:xfrm>
-                    <a:prstGeom prst="rect">
-                      <a:avLst/>
-                    </a:prstGeom>
-                    <a:noFill/>
-                    <a:ln>
-                      <a:noFill/>
-                    </a:ln>
-                  </pic:spPr>
-                </pic:pic>
-              </a:graphicData>
-            </a:graphic>
-          </wp:inline>
-        </w:drawing>
-      </w:r>
-    </w:p>
-    <w:p>
       <w:r>
         <w:t>{{ img_figure_2 }}</w:t>
       </w:r>
@@ -1775,7 +1701,7 @@
           <w:p>
             <w:r/>
             <w:r>
-              <w:t>{{ frequency_range_col_1 }}</w:t>
+              <w:t>{{r frequency_range_col_1 }}</w:t>
             </w:r>
           </w:p>
         </w:tc>
@@ -1794,7 +1720,7 @@
           <w:p>
             <w:r/>
             <w:r>
-              <w:t>{{ frequency_range_col_2 }}</w:t>
+              <w:t>{{r frequency_range_col_2 }}</w:t>
             </w:r>
           </w:p>
         </w:tc>
@@ -2075,12 +2001,7 @@
             </w:tcBorders>
             <w:vAlign w:val="center"/>
           </w:tcPr>
-          <w:p>
-            <w:r/>
-            <w:r>
-              <w:t>{{ turn_table_rotation_step_col_1 }}</w:t>
-            </w:r>
-          </w:p>
+          <w:p/>
         </w:tc>
         <w:tc>
           <w:tcPr>
@@ -4134,82 +4055,6 @@
       </w:r>
     </w:p>
     <w:p>
-      <w:pPr>
-        <w:pStyle w:val="Caption"/>
-        <w:jc w:val="center"/>
-        <w:rPr>
-          <w:rFonts w:ascii="Arial" w:hAnsi="Arial" w:cs="Arial"/>
-          <w:b/>
-          <w:bCs/>
-          <w:i w:val="0"/>
-          <w:iCs w:val="0"/>
-          <w:color w:val="auto"/>
-          <w:sz w:val="20"/>
-          <w:szCs w:val="20"/>
-        </w:rPr>
-      </w:pPr>
-      <w:r>
-        <w:rPr>
-          <w:rFonts w:ascii="Arial" w:hAnsi="Arial"/>
-          <w:b/>
-          <w:i w:val="0"/>
-          <w:noProof/>
-          <w:color w:val="000000"/>
-          <w:sz w:val="20"/>
-        </w:rPr>
-        <w:drawing>
-          <wp:inline distT="0" distB="0" distL="0" distR="0" wp14:anchorId="1524313E" wp14:editId="4A0D6FC7">
-            <wp:extent cx="5760000" cy="3240000"/>
-            <wp:effectExtent l="19050" t="19050" r="12700" b="17780"/>
-            <wp:docPr id="247956080" name="Picture 6"/>
-            <wp:cNvGraphicFramePr>
-              <a:graphicFrameLocks xmlns:a="http://schemas.openxmlformats.org/drawingml/2006/main"/>
-            </wp:cNvGraphicFramePr>
-            <a:graphic xmlns:a="http://schemas.openxmlformats.org/drawingml/2006/main">
-              <a:graphicData uri="http://schemas.openxmlformats.org/drawingml/2006/picture">
-                <pic:pic xmlns:pic="http://schemas.openxmlformats.org/drawingml/2006/picture">
-                  <pic:nvPicPr>
-                    <pic:cNvPr id="0" name="Picture 7"/>
-                    <pic:cNvPicPr>
-                      <a:picLocks noChangeAspect="1" noChangeArrowheads="1"/>
-                    </pic:cNvPicPr>
-                  </pic:nvPicPr>
-                  <pic:blipFill>
-                    <a:blip r:embed="rId14" cstate="print">
-                      <a:extLst>
-                        <a:ext uri="{28A0092B-C50C-407E-A947-70E740481C1C}">
-                          <a14:useLocalDpi xmlns:a14="http://schemas.microsoft.com/office/drawing/2010/main" val="0"/>
-                        </a:ext>
-                      </a:extLst>
-                    </a:blip>
-                    <a:srcRect/>
-                    <a:stretch>
-                      <a:fillRect/>
-                    </a:stretch>
-                  </pic:blipFill>
-                  <pic:spPr bwMode="auto">
-                    <a:xfrm>
-                      <a:off x="0" y="0"/>
-                      <a:ext cx="5760000" cy="3240000"/>
-                    </a:xfrm>
-                    <a:prstGeom prst="rect">
-                      <a:avLst/>
-                    </a:prstGeom>
-                    <a:noFill/>
-                    <a:ln w="3175">
-                      <a:solidFill>
-                        <a:schemeClr val="tx1"/>
-                      </a:solidFill>
-                    </a:ln>
-                  </pic:spPr>
-                </pic:pic>
-              </a:graphicData>
-            </a:graphic>
-          </wp:inline>
-        </w:drawing>
-      </w:r>
-    </w:p>
-    <w:p>
       <w:r>
         <w:t>{{ rec.img_horizontal }}</w:t>
       </w:r>
@@ -4818,87 +4663,6 @@
       </w:pPr>
     </w:p>
     <w:p>
-      <w:pPr>
-        <w:pStyle w:val="Caption"/>
-        <w:spacing w:after="0"/>
-        <w:jc w:val="center"/>
-        <w:rPr>
-          <w:rStyle w:val="Hyperlink"/>
-          <w:rFonts w:ascii="Arial" w:hAnsi="Arial" w:cs="Arial"/>
-          <w:b/>
-          <w:bCs/>
-          <w:i w:val="0"/>
-          <w:iCs w:val="0"/>
-          <w:noProof/>
-          <w:color w:val="auto"/>
-          <w:sz w:val="20"/>
-          <w:szCs w:val="20"/>
-          <w:u w:val="none"/>
-        </w:rPr>
-      </w:pPr>
-      <w:bookmarkStart w:id="173" w:name="_Toc225977173"/>
-      <w:r>
-        <w:rPr>
-          <w:rFonts w:ascii="Arial" w:hAnsi="Arial"/>
-          <w:b/>
-          <w:i w:val="0"/>
-          <w:noProof/>
-          <w:color w:val="000000"/>
-          <w:sz w:val="20"/>
-        </w:rPr>
-        <w:drawing>
-          <wp:inline distT="0" distB="0" distL="0" distR="0" wp14:anchorId="41643B55" wp14:editId="13A19E06">
-            <wp:extent cx="5040000" cy="3240000"/>
-            <wp:effectExtent l="19050" t="19050" r="27305" b="17780"/>
-            <wp:docPr id="602382992" name="Picture 9"/>
-            <wp:cNvGraphicFramePr>
-              <a:graphicFrameLocks xmlns:a="http://schemas.openxmlformats.org/drawingml/2006/main"/>
-            </wp:cNvGraphicFramePr>
-            <a:graphic xmlns:a="http://schemas.openxmlformats.org/drawingml/2006/main">
-              <a:graphicData uri="http://schemas.openxmlformats.org/drawingml/2006/picture">
-                <pic:pic xmlns:pic="http://schemas.openxmlformats.org/drawingml/2006/picture">
-                  <pic:nvPicPr>
-                    <pic:cNvPr id="0" name="Picture 13"/>
-                    <pic:cNvPicPr>
-                      <a:picLocks noChangeAspect="1" noChangeArrowheads="1"/>
-                    </pic:cNvPicPr>
-                  </pic:nvPicPr>
-                  <pic:blipFill>
-                    <a:blip r:embed="rId17" cstate="print">
-                      <a:extLst>
-                        <a:ext uri="{28A0092B-C50C-407E-A947-70E740481C1C}">
-                          <a14:useLocalDpi xmlns:a14="http://schemas.microsoft.com/office/drawing/2010/main" val="0"/>
-                        </a:ext>
-                      </a:extLst>
-                    </a:blip>
-                    <a:srcRect/>
-                    <a:stretch>
-                      <a:fillRect/>
-                    </a:stretch>
-                  </pic:blipFill>
-                  <pic:spPr bwMode="auto">
-                    <a:xfrm>
-                      <a:off x="0" y="0"/>
-                      <a:ext cx="5040000" cy="3240000"/>
-                    </a:xfrm>
-                    <a:prstGeom prst="rect">
-                      <a:avLst/>
-                    </a:prstGeom>
-                    <a:noFill/>
-                    <a:ln w="3175">
-                      <a:solidFill>
-                        <a:schemeClr val="tx1"/>
-                      </a:solidFill>
-                    </a:ln>
-                  </pic:spPr>
-                </pic:pic>
-              </a:graphicData>
-            </a:graphic>
-          </wp:inline>
-        </w:drawing>
-      </w:r>
-    </w:p>
-    <w:p>
       <w:r>
         <w:t>{{ img_photo_1 }}</w:t>
       </w:r>
@@ -4937,69 +4701,6 @@
           <w:sz w:val="20"/>
         </w:rPr>
         <w:t>{{ img_photo_1_caption }}</w:t>
-      </w:r>
-    </w:p>
-    <w:p>
-      <w:pPr>
-        <w:spacing w:after="0"/>
-        <w:jc w:val="center"/>
-        <w:rPr>
-          <w:rFonts w:ascii="Arial" w:hAnsi="Arial" w:cs="Arial"/>
-          <w:lang w:val="en-US"/>
-        </w:rPr>
-      </w:pPr>
-      <w:r>
-        <w:rPr>
-          <w:noProof/>
-        </w:rPr>
-        <w:drawing>
-          <wp:inline distT="0" distB="0" distL="0" distR="0" wp14:anchorId="07FDA1E8" wp14:editId="4772A145">
-            <wp:extent cx="5040000" cy="3240000"/>
-            <wp:effectExtent l="0" t="0" r="8255" b="0"/>
-            <wp:docPr id="594076759" name="Picture 10"/>
-            <wp:cNvGraphicFramePr>
-              <a:graphicFrameLocks xmlns:a="http://schemas.openxmlformats.org/drawingml/2006/main"/>
-            </wp:cNvGraphicFramePr>
-            <a:graphic xmlns:a="http://schemas.openxmlformats.org/drawingml/2006/main">
-              <a:graphicData uri="http://schemas.openxmlformats.org/drawingml/2006/picture">
-                <pic:pic xmlns:pic="http://schemas.openxmlformats.org/drawingml/2006/picture">
-                  <pic:nvPicPr>
-                    <pic:cNvPr id="0" name="Picture 15"/>
-                    <pic:cNvPicPr>
-                      <a:picLocks noChangeAspect="1" noChangeArrowheads="1"/>
-                    </pic:cNvPicPr>
-                  </pic:nvPicPr>
-                  <pic:blipFill>
-                    <a:blip r:embed="rId18" cstate="print">
-                      <a:extLst>
-                        <a:ext uri="{28A0092B-C50C-407E-A947-70E740481C1C}">
-                          <a14:useLocalDpi xmlns:a14="http://schemas.microsoft.com/office/drawing/2010/main" val="0"/>
-                        </a:ext>
-                      </a:extLst>
-                    </a:blip>
-                    <a:srcRect/>
-                    <a:stretch>
-                      <a:fillRect/>
-                    </a:stretch>
-                  </pic:blipFill>
-                  <pic:spPr bwMode="auto">
-                    <a:xfrm>
-                      <a:off x="0" y="0"/>
-                      <a:ext cx="5040000" cy="3240000"/>
-                    </a:xfrm>
-                    <a:prstGeom prst="rect">
-                      <a:avLst/>
-                    </a:prstGeom>
-                    <a:noFill/>
-                    <a:ln>
-                      <a:noFill/>
-                    </a:ln>
-                  </pic:spPr>
-                </pic:pic>
-              </a:graphicData>
-            </a:graphic>
-          </wp:inline>
-        </w:drawing>
       </w:r>
     </w:p>
     <w:p>

--- a/datasheet_gen/word_templates/RE.docx
+++ b/datasheet_gen/word_templates/RE.docx
@@ -2788,9 +2788,8 @@
             <w:vAlign w:val="center"/>
           </w:tcPr>
           <w:p>
-            <w:r/>
-            <w:r>
-              <w:t>{{ eut_configuration_col_1 }}</w:t>
+            <w:r>
+              <w:t>{{r eut_configuration_col_1 }}</w:t>
             </w:r>
           </w:p>
         </w:tc>
@@ -2806,9 +2805,8 @@
             <w:vAlign w:val="center"/>
           </w:tcPr>
           <w:p>
-            <w:r/>
-            <w:r>
-              <w:t>{{ eut_configuration_col_2 }}</w:t>
+            <w:r>
+              <w:t>{{r eut_configuration_col_2 }}</w:t>
             </w:r>
           </w:p>
         </w:tc>
@@ -2858,9 +2856,8 @@
             <w:vAlign w:val="center"/>
           </w:tcPr>
           <w:p>
-            <w:r/>
-            <w:r>
-              <w:t>{{ eut_input_voltage_frequency }}</w:t>
+            <w:r>
+              <w:t>{{ eut_input_voltage_frequency_col_1 }}</w:t>
             </w:r>
           </w:p>
         </w:tc>
@@ -2877,13 +2874,9 @@
             <w:vAlign w:val="center"/>
           </w:tcPr>
           <w:p>
-            <w:pPr>
-              <w:spacing w:line="276" w:lineRule="auto"/>
-              <w:rPr>
-                <w:rFonts w:ascii="Arial" w:hAnsi="Arial" w:cs="Arial"/>
-                <w:lang w:val="en-US"/>
-              </w:rPr>
-            </w:pPr>
+            <w:r>
+              <w:t>{{ eut_input_voltage_frequency_col_2 }}</w:t>
+            </w:r>
           </w:p>
         </w:tc>
       </w:tr>
@@ -2932,9 +2925,8 @@
             <w:vAlign w:val="center"/>
           </w:tcPr>
           <w:p>
-            <w:r/>
-            <w:r>
-              <w:t>{{ ambient_temperature }}</w:t>
+            <w:r>
+              <w:t>{{ ambient_temperature_col_1 }}</w:t>
             </w:r>
           </w:p>
         </w:tc>
@@ -2951,13 +2943,9 @@
             <w:vAlign w:val="center"/>
           </w:tcPr>
           <w:p>
-            <w:pPr>
-              <w:spacing w:line="276" w:lineRule="auto"/>
-              <w:rPr>
-                <w:rFonts w:ascii="Arial" w:hAnsi="Arial" w:cs="Arial"/>
-                <w:lang w:val="en-US"/>
-              </w:rPr>
-            </w:pPr>
+            <w:r>
+              <w:t>{{ ambient_temperature_col_2 }}</w:t>
+            </w:r>
           </w:p>
         </w:tc>
       </w:tr>
@@ -3006,9 +2994,8 @@
             <w:vAlign w:val="center"/>
           </w:tcPr>
           <w:p>
-            <w:r/>
-            <w:r>
-              <w:t>{{ relative_humidity }}</w:t>
+            <w:r>
+              <w:t>{{ relative_humidity_col_1 }}</w:t>
             </w:r>
           </w:p>
         </w:tc>
@@ -3025,13 +3012,9 @@
             <w:vAlign w:val="center"/>
           </w:tcPr>
           <w:p>
-            <w:pPr>
-              <w:spacing w:line="276" w:lineRule="auto"/>
-              <w:rPr>
-                <w:rFonts w:ascii="Arial" w:hAnsi="Arial" w:cs="Arial"/>
-                <w:lang w:val="en-US"/>
-              </w:rPr>
-            </w:pPr>
+            <w:r>
+              <w:t>{{ relative_humidity_col_2 }}</w:t>
+            </w:r>
           </w:p>
         </w:tc>
       </w:tr>

--- a/datasheet_gen/word_templates/RE.docx
+++ b/datasheet_gen/word_templates/RE.docx
@@ -1259,6 +1259,275 @@
     </w:p>
     <w:p>
       <w:pPr>
+        <w:pStyle w:val="Caption"/>
+        <w:jc w:val="center"/>
+        <w:rPr>
+          <w:rFonts w:ascii="Arial" w:hAnsi="Arial" w:cs="Arial"/>
+          <w:b/>
+          <w:bCs/>
+          <w:i w:val="0"/>
+          <w:iCs w:val="0"/>
+          <w:color w:val="auto"/>
+          <w:sz w:val="20"/>
+          <w:szCs w:val="20"/>
+        </w:rPr>
+      </w:pPr>
+    </w:p>
+    <w:tbl>
+      <w:tblPr>
+        <w:tblStyle w:val="TableGrid"/>
+        <w:tblW w:w="0" w:type="auto"/>
+        <w:tblLook w:val="04A0" w:firstRow="1" w:lastRow="0" w:firstColumn="1" w:lastColumn="0" w:noHBand="0" w:noVBand="1"/>
+      </w:tblPr>
+      <w:tblGrid>
+        <w:gridCol w:w="3006"/>
+        <w:gridCol w:w="3005"/>
+        <w:gridCol w:w="3005"/>
+      </w:tblGrid>
+      <w:tr>
+        <w:tc>
+          <w:tcPr>
+            <w:tcW w:w="1329" w:type="dxa"/>
+            <w:vAlign w:val="center"/>
+          </w:tcPr>
+          <w:p>
+            <w:pPr>
+              <w:jc w:val="center"/>
+              <w:rPr>
+                <w:rFonts w:ascii="Arial" w:hAnsi="Arial" w:cs="Arial"/>
+              </w:rPr>
+            </w:pPr>
+            <w:bookmarkStart w:id="169" w:name="_Toc225977199"/>
+            <w:r>
+              <w:rPr>
+                <w:rFonts w:ascii="Arial" w:eastAsia="Times New Roman" w:hAnsi="Arial" w:cs="Arial"/>
+                <w:b/>
+                <w:bCs/>
+                <w:color w:val="000000"/>
+                <w:kern w:val="0"/>
+                <w:lang w:eastAsia="en-IN"/>
+                <w14:ligatures w14:val="none"/>
+              </w:rPr>
+              <w:lastRenderedPageBreak/>
+              <w:t xml:space="preserve">{%tc for h in fc_table.headers %}</w:t>
+            </w:r>
+          </w:p>
+        </w:tc>
+        <w:tc>
+          <w:tcPr>
+            <w:tcW w:w="1329" w:type="dxa"/>
+            <w:vAlign w:val="center"/>
+          </w:tcPr>
+          <w:p>
+            <w:pPr>
+              <w:jc w:val="center"/>
+              <w:rPr>
+                <w:rFonts w:ascii="Arial" w:hAnsi="Arial" w:cs="Arial"/>
+              </w:rPr>
+            </w:pPr>
+            <w:bookmarkStart w:id="169" w:name="_Toc225977199"/>
+            <w:r>
+              <w:rPr>
+                <w:rFonts w:ascii="Arial" w:eastAsia="Times New Roman" w:hAnsi="Arial" w:cs="Arial"/>
+                <w:b/>
+                <w:bCs/>
+                <w:color w:val="000000"/>
+                <w:kern w:val="0"/>
+                <w:lang w:eastAsia="en-IN"/>
+                <w14:ligatures w14:val="none"/>
+              </w:rPr>
+              <w:lastRenderedPageBreak/>
+              <w:t xml:space="preserve">{{ h }}</w:t>
+            </w:r>
+          </w:p>
+        </w:tc>
+        <w:tc>
+          <w:tcPr>
+            <w:tcW w:w="1329" w:type="dxa"/>
+            <w:vAlign w:val="center"/>
+          </w:tcPr>
+          <w:p>
+            <w:pPr>
+              <w:jc w:val="center"/>
+              <w:rPr>
+                <w:rFonts w:ascii="Arial" w:hAnsi="Arial" w:cs="Arial"/>
+              </w:rPr>
+            </w:pPr>
+            <w:bookmarkStart w:id="169" w:name="_Toc225977199"/>
+            <w:r>
+              <w:rPr>
+                <w:rFonts w:ascii="Arial" w:eastAsia="Times New Roman" w:hAnsi="Arial" w:cs="Arial"/>
+                <w:b/>
+                <w:bCs/>
+                <w:color w:val="000000"/>
+                <w:kern w:val="0"/>
+                <w:lang w:eastAsia="en-IN"/>
+                <w14:ligatures w14:val="none"/>
+              </w:rPr>
+              <w:lastRenderedPageBreak/>
+              <w:t xml:space="preserve">{%tc endfor %}</w:t>
+            </w:r>
+          </w:p>
+        </w:tc>
+      </w:tr>
+      <w:tr>
+        <w:tc>
+          <w:tcPr>
+            <w:tcW w:type="dxa" w:w="1329"/>
+          </w:tcPr>
+          <w:p>
+            <w:r>
+              <w:t xml:space="preserve">{%tr for r in fc_table.rows %}</w:t>
+            </w:r>
+          </w:p>
+        </w:tc>
+        <w:tc>
+          <w:tcPr>
+            <w:tcW w:type="dxa" w:w="1463"/>
+          </w:tcPr>
+          <w:p>
+            <w:r/>
+          </w:p>
+        </w:tc>
+        <w:tc>
+          <w:tcPr>
+            <w:tcW w:type="dxa" w:w="1205"/>
+          </w:tcPr>
+          <w:p>
+            <w:r/>
+          </w:p>
+        </w:tc>
+        <w:tc>
+          <w:tcPr>
+            <w:tcW w:type="dxa" w:w="1253"/>
+          </w:tcPr>
+          <w:p>
+            <w:r/>
+          </w:p>
+        </w:tc>
+        <w:tc>
+          <w:tcPr>
+            <w:tcW w:type="dxa" w:w="1271"/>
+          </w:tcPr>
+          <w:p>
+            <w:r/>
+          </w:p>
+        </w:tc>
+        <w:tc>
+          <w:tcPr>
+            <w:tcW w:type="dxa" w:w="1271"/>
+          </w:tcPr>
+          <w:p>
+            <w:r/>
+          </w:p>
+        </w:tc>
+        <w:tc>
+          <w:tcPr>
+            <w:tcW w:type="dxa" w:w="1224"/>
+          </w:tcPr>
+          <w:p>
+            <w:r/>
+          </w:p>
+        </w:tc>
+      </w:tr>
+      <w:tr>
+        <w:tc>
+          <w:tcPr>
+            <w:tcW w:w="1329" w:type="dxa"/>
+            <w:vAlign w:val="center"/>
+          </w:tcPr>
+          <w:p>
+            <w:r>
+              <w:t xml:space="preserve">{%tc for v in r.cells %}</w:t>
+            </w:r>
+          </w:p>
+        </w:tc>
+        <w:tc>
+          <w:tcPr>
+            <w:tcW w:w="1329" w:type="dxa"/>
+            <w:vAlign w:val="center"/>
+          </w:tcPr>
+          <w:p>
+            <w:r>
+              <w:t xml:space="preserve">{{ v }}</w:t>
+            </w:r>
+          </w:p>
+        </w:tc>
+        <w:tc>
+          <w:tcPr>
+            <w:tcW w:w="1329" w:type="dxa"/>
+            <w:vAlign w:val="center"/>
+          </w:tcPr>
+          <w:p>
+            <w:r>
+              <w:t xml:space="preserve">{%tc endfor %}</w:t>
+            </w:r>
+          </w:p>
+        </w:tc>
+      </w:tr>
+      <w:tr>
+        <w:tc>
+          <w:tcPr>
+            <w:tcW w:type="dxa" w:w="1329"/>
+          </w:tcPr>
+          <w:p>
+            <w:r>
+              <w:t>{%tr endfor %}</w:t>
+            </w:r>
+          </w:p>
+        </w:tc>
+        <w:tc>
+          <w:tcPr>
+            <w:tcW w:type="dxa" w:w="1463"/>
+          </w:tcPr>
+          <w:p>
+            <w:r/>
+          </w:p>
+        </w:tc>
+        <w:tc>
+          <w:tcPr>
+            <w:tcW w:type="dxa" w:w="1205"/>
+          </w:tcPr>
+          <w:p>
+            <w:r/>
+          </w:p>
+        </w:tc>
+        <w:tc>
+          <w:tcPr>
+            <w:tcW w:type="dxa" w:w="1253"/>
+          </w:tcPr>
+          <w:p>
+            <w:r/>
+          </w:p>
+        </w:tc>
+        <w:tc>
+          <w:tcPr>
+            <w:tcW w:type="dxa" w:w="1271"/>
+          </w:tcPr>
+          <w:p>
+            <w:r/>
+          </w:p>
+        </w:tc>
+        <w:tc>
+          <w:tcPr>
+            <w:tcW w:type="dxa" w:w="1271"/>
+          </w:tcPr>
+          <w:p>
+            <w:r/>
+          </w:p>
+        </w:tc>
+        <w:tc>
+          <w:tcPr>
+            <w:tcW w:type="dxa" w:w="1224"/>
+          </w:tcPr>
+          <w:p>
+            <w:r/>
+          </w:p>
+        </w:tc>
+      </w:tr>
+    </w:tbl>
+    <w:p>
+      <w:pPr>
         <w:pStyle w:val="Heading1"/>
         <w:numPr>
           <w:ilvl w:val="0"/>
@@ -3999,7 +4268,12 @@
     </w:p>
     <w:p>
       <w:r>
-        <w:t>{{ rec.img_vertical }}</w:t>
+        <w:t xml:space="preserve">{%p for img in rec.images %}</w:t>
+      </w:r>
+    </w:p>
+    <w:p>
+      <w:r>
+        <w:t xml:space="preserve">{{ img.img }}</w:t>
       </w:r>
     </w:p>
     <w:p>
@@ -4025,56 +4299,17 @@
           <w:color w:val="000000"/>
           <w:sz w:val="20"/>
         </w:rPr>
-      </w:r>
-      <w:r>
-        <w:rPr>
-          <w:rFonts w:ascii="Arial" w:hAnsi="Arial"/>
-          <w:b/>
-          <w:i w:val="0"/>
-          <w:color w:val="000000"/>
-          <w:sz w:val="20"/>
-        </w:rPr>
-        <w:t>{{ rec.img_vertical_caption }}</w:t>
+        <w:t xml:space="preserve">{{ img.caption }}</w:t>
       </w:r>
     </w:p>
     <w:p>
       <w:r>
-        <w:t>{{ rec.img_horizontal }}</w:t>
+        <w:t xml:space="preserve">{%p endfor %}</w:t>
       </w:r>
     </w:p>
     <w:p>
-      <w:pPr>
-        <w:pStyle w:val="Caption"/>
-        <w:jc w:val="center"/>
-        <w:rPr>
-          <w:rFonts w:ascii="Arial" w:hAnsi="Arial" w:cs="Arial"/>
-          <w:b/>
-          <w:bCs/>
-          <w:i w:val="0"/>
-          <w:iCs w:val="0"/>
-          <w:color w:val="auto"/>
-          <w:sz w:val="20"/>
-          <w:szCs w:val="20"/>
-        </w:rPr>
-      </w:pPr>
       <w:r>
-        <w:rPr>
-          <w:rFonts w:ascii="Arial" w:hAnsi="Arial"/>
-          <w:b/>
-          <w:i w:val="0"/>
-          <w:color w:val="000000"/>
-          <w:sz w:val="20"/>
-        </w:rPr>
-      </w:r>
-      <w:r>
-        <w:rPr>
-          <w:rFonts w:ascii="Arial" w:hAnsi="Arial"/>
-          <w:b/>
-          <w:i w:val="0"/>
-          <w:color w:val="000000"/>
-          <w:sz w:val="20"/>
-        </w:rPr>
-        <w:t>{{ rec.img_horizontal_caption }}</w:t>
+        <w:t xml:space="preserve">{%p for tbl in rec.tables %}</w:t>
       </w:r>
     </w:p>
     <w:tbl>
@@ -4084,13 +4319,9 @@
         <w:tblLook w:val="04A0" w:firstRow="1" w:lastRow="0" w:firstColumn="1" w:lastColumn="0" w:noHBand="0" w:noVBand="1"/>
       </w:tblPr>
       <w:tblGrid>
-        <w:gridCol w:w="1329"/>
-        <w:gridCol w:w="1463"/>
-        <w:gridCol w:w="1205"/>
-        <w:gridCol w:w="1253"/>
-        <w:gridCol w:w="1271"/>
-        <w:gridCol w:w="1271"/>
-        <w:gridCol w:w="1224"/>
+        <w:gridCol w:w="3006"/>
+        <w:gridCol w:w="3005"/>
+        <w:gridCol w:w="3005"/>
       </w:tblGrid>
       <w:tr>
         <w:tc>
@@ -4117,8 +4348,23 @@
                 <w14:ligatures w14:val="none"/>
               </w:rPr>
               <w:lastRenderedPageBreak/>
-              <w:t>Frequency</w:t>
-            </w:r>
+              <w:t xml:space="preserve">{%tc for h in tbl.headers %}</w:t>
+            </w:r>
+          </w:p>
+        </w:tc>
+        <w:tc>
+          <w:tcPr>
+            <w:tcW w:w="1329" w:type="dxa"/>
+            <w:vAlign w:val="center"/>
+          </w:tcPr>
+          <w:p>
+            <w:pPr>
+              <w:jc w:val="center"/>
+              <w:rPr>
+                <w:rFonts w:ascii="Arial" w:hAnsi="Arial" w:cs="Arial"/>
+              </w:rPr>
+            </w:pPr>
+            <w:bookmarkStart w:id="169" w:name="_Toc225977199"/>
             <w:r>
               <w:rPr>
                 <w:rFonts w:ascii="Arial" w:eastAsia="Times New Roman" w:hAnsi="Arial" w:cs="Arial"/>
@@ -4129,14 +4375,14 @@
                 <w:lang w:eastAsia="en-IN"/>
                 <w14:ligatures w14:val="none"/>
               </w:rPr>
-              <w:br/>
-              <w:t>(MHz)</w:t>
-            </w:r>
-          </w:p>
-        </w:tc>
-        <w:tc>
-          <w:tcPr>
-            <w:tcW w:w="1463" w:type="dxa"/>
+              <w:lastRenderedPageBreak/>
+              <w:t xml:space="preserve">{{ h }}</w:t>
+            </w:r>
+          </w:p>
+        </w:tc>
+        <w:tc>
+          <w:tcPr>
+            <w:tcW w:w="1329" w:type="dxa"/>
             <w:vAlign w:val="center"/>
           </w:tcPr>
           <w:p>
@@ -4146,6 +4392,7 @@
                 <w:rFonts w:ascii="Arial" w:hAnsi="Arial" w:cs="Arial"/>
               </w:rPr>
             </w:pPr>
+            <w:bookmarkStart w:id="169" w:name="_Toc225977199"/>
             <w:r>
               <w:rPr>
                 <w:rFonts w:ascii="Arial" w:eastAsia="Times New Roman" w:hAnsi="Arial" w:cs="Arial"/>
@@ -4156,202 +4403,8 @@
                 <w:lang w:eastAsia="en-IN"/>
                 <w14:ligatures w14:val="none"/>
               </w:rPr>
-              <w:t>Polarization</w:t>
-            </w:r>
-          </w:p>
-        </w:tc>
-        <w:tc>
-          <w:tcPr>
-            <w:tcW w:w="1205" w:type="dxa"/>
-            <w:vAlign w:val="center"/>
-          </w:tcPr>
-          <w:p>
-            <w:pPr>
-              <w:jc w:val="center"/>
-              <w:rPr>
-                <w:rFonts w:ascii="Arial" w:hAnsi="Arial" w:cs="Arial"/>
-              </w:rPr>
-            </w:pPr>
-            <w:r>
-              <w:rPr>
-                <w:rFonts w:ascii="Arial" w:eastAsia="Times New Roman" w:hAnsi="Arial" w:cs="Arial"/>
-                <w:b/>
-                <w:bCs/>
-                <w:color w:val="000000"/>
-                <w:kern w:val="0"/>
-                <w:lang w:eastAsia="en-IN"/>
-                <w14:ligatures w14:val="none"/>
-              </w:rPr>
-              <w:t>EUT Angle</w:t>
-            </w:r>
-            <w:r>
-              <w:rPr>
-                <w:rFonts w:ascii="Arial" w:eastAsia="Times New Roman" w:hAnsi="Arial" w:cs="Arial"/>
-                <w:b/>
-                <w:bCs/>
-                <w:color w:val="000000"/>
-                <w:kern w:val="0"/>
-                <w:lang w:eastAsia="en-IN"/>
-                <w14:ligatures w14:val="none"/>
-              </w:rPr>
-              <w:br/>
-              <w:t>(deg)</w:t>
-            </w:r>
-          </w:p>
-        </w:tc>
-        <w:tc>
-          <w:tcPr>
-            <w:tcW w:w="1253" w:type="dxa"/>
-            <w:vAlign w:val="center"/>
-          </w:tcPr>
-          <w:p>
-            <w:pPr>
-              <w:jc w:val="center"/>
-              <w:rPr>
-                <w:rFonts w:ascii="Arial" w:hAnsi="Arial" w:cs="Arial"/>
-              </w:rPr>
-            </w:pPr>
-            <w:r>
-              <w:rPr>
-                <w:rFonts w:ascii="Arial" w:eastAsia="Times New Roman" w:hAnsi="Arial" w:cs="Arial"/>
-                <w:b/>
-                <w:bCs/>
-                <w:color w:val="000000"/>
-                <w:kern w:val="0"/>
-                <w:lang w:eastAsia="en-IN"/>
-                <w14:ligatures w14:val="none"/>
-              </w:rPr>
-              <w:t>Antenna Height</w:t>
-            </w:r>
-            <w:r>
-              <w:rPr>
-                <w:rFonts w:ascii="Arial" w:eastAsia="Times New Roman" w:hAnsi="Arial" w:cs="Arial"/>
-                <w:b/>
-                <w:bCs/>
-                <w:color w:val="000000"/>
-                <w:kern w:val="0"/>
-                <w:lang w:eastAsia="en-IN"/>
-                <w14:ligatures w14:val="none"/>
-              </w:rPr>
-              <w:br/>
-              <w:t>(cm)</w:t>
-            </w:r>
-          </w:p>
-        </w:tc>
-        <w:tc>
-          <w:tcPr>
-            <w:tcW w:w="1271" w:type="dxa"/>
-            <w:vAlign w:val="center"/>
-          </w:tcPr>
-          <w:p>
-            <w:pPr>
-              <w:jc w:val="center"/>
-              <w:rPr>
-                <w:rFonts w:ascii="Arial" w:hAnsi="Arial" w:cs="Arial"/>
-              </w:rPr>
-            </w:pPr>
-            <w:r>
-              <w:rPr>
-                <w:rFonts w:ascii="Arial" w:eastAsia="Times New Roman" w:hAnsi="Arial" w:cs="Arial"/>
-                <w:b/>
-                <w:bCs/>
-                <w:color w:val="000000"/>
-                <w:kern w:val="0"/>
-                <w:lang w:eastAsia="en-IN"/>
-                <w14:ligatures w14:val="none"/>
-              </w:rPr>
-              <w:t>(QP) EMI</w:t>
-            </w:r>
-            <w:r>
-              <w:rPr>
-                <w:rFonts w:ascii="Arial" w:eastAsia="Times New Roman" w:hAnsi="Arial" w:cs="Arial"/>
-                <w:b/>
-                <w:bCs/>
-                <w:color w:val="000000"/>
-                <w:kern w:val="0"/>
-                <w:lang w:eastAsia="en-IN"/>
-                <w14:ligatures w14:val="none"/>
-              </w:rPr>
-              <w:br/>
-              <w:t>(dBuV/m)</w:t>
-            </w:r>
-          </w:p>
-        </w:tc>
-        <w:tc>
-          <w:tcPr>
-            <w:tcW w:w="1271" w:type="dxa"/>
-            <w:vAlign w:val="center"/>
-          </w:tcPr>
-          <w:p>
-            <w:pPr>
-              <w:jc w:val="center"/>
-              <w:rPr>
-                <w:rFonts w:ascii="Arial" w:hAnsi="Arial" w:cs="Arial"/>
-              </w:rPr>
-            </w:pPr>
-            <w:r>
-              <w:rPr>
-                <w:rFonts w:ascii="Arial" w:eastAsia="Times New Roman" w:hAnsi="Arial" w:cs="Arial"/>
-                <w:b/>
-                <w:bCs/>
-                <w:color w:val="000000"/>
-                <w:kern w:val="0"/>
-                <w:lang w:eastAsia="en-IN"/>
-                <w14:ligatures w14:val="none"/>
-              </w:rPr>
-              <w:t>QP Limit</w:t>
-            </w:r>
-            <w:r>
-              <w:rPr>
-                <w:rFonts w:ascii="Arial" w:eastAsia="Times New Roman" w:hAnsi="Arial" w:cs="Arial"/>
-                <w:b/>
-                <w:bCs/>
-                <w:color w:val="000000"/>
-                <w:kern w:val="0"/>
-                <w:lang w:eastAsia="en-IN"/>
-                <w14:ligatures w14:val="none"/>
-              </w:rPr>
-              <w:br/>
-              <w:t>(dBuV/m)</w:t>
-            </w:r>
-          </w:p>
-        </w:tc>
-        <w:tc>
-          <w:tcPr>
-            <w:tcW w:w="1224" w:type="dxa"/>
-            <w:vAlign w:val="center"/>
-          </w:tcPr>
-          <w:p>
-            <w:pPr>
-              <w:jc w:val="center"/>
-              <w:rPr>
-                <w:rFonts w:ascii="Arial" w:hAnsi="Arial" w:cs="Arial"/>
-              </w:rPr>
-            </w:pPr>
-            <w:r>
-              <w:rPr>
-                <w:rFonts w:ascii="Arial" w:eastAsia="Times New Roman" w:hAnsi="Arial" w:cs="Arial"/>
-                <w:b/>
-                <w:bCs/>
-                <w:color w:val="000000"/>
-                <w:kern w:val="0"/>
-                <w:lang w:eastAsia="en-IN"/>
-                <w14:ligatures w14:val="none"/>
-              </w:rPr>
-              <w:t>(QP) Margin</w:t>
-            </w:r>
-            <w:r>
-              <w:rPr>
-                <w:rFonts w:ascii="Arial" w:eastAsia="Times New Roman" w:hAnsi="Arial" w:cs="Arial"/>
-                <w:b/>
-                <w:bCs/>
-                <w:color w:val="000000"/>
-                <w:kern w:val="0"/>
-                <w:lang w:eastAsia="en-IN"/>
-                <w14:ligatures w14:val="none"/>
-              </w:rPr>
-              <w:br/>
-              <w:t>(dB)</w:t>
+              <w:lastRenderedPageBreak/>
+              <w:t xml:space="preserve">{%tc endfor %}</w:t>
             </w:r>
           </w:p>
         </w:tc>
@@ -4363,7 +4416,7 @@
           </w:tcPr>
           <w:p>
             <w:r>
-              <w:t>{%tr for r in rec.table_rows %}</w:t>
+              <w:t xml:space="preserve">{%tr for r in tbl.rows %}</w:t>
             </w:r>
           </w:p>
         </w:tc>
@@ -4424,78 +4477,29 @@
           </w:tcPr>
           <w:p>
             <w:r>
-              <w:t>{{ r.c0 }}</w:t>
-            </w:r>
-          </w:p>
-        </w:tc>
-        <w:tc>
-          <w:tcPr>
-            <w:tcW w:w="1463" w:type="dxa"/>
-            <w:vAlign w:val="center"/>
-          </w:tcPr>
-          <w:p>
-            <w:r/>
-            <w:r>
-              <w:t>{{ r.c1 }}</w:t>
-            </w:r>
-          </w:p>
-        </w:tc>
-        <w:tc>
-          <w:tcPr>
-            <w:tcW w:w="1205" w:type="dxa"/>
-            <w:vAlign w:val="center"/>
-          </w:tcPr>
-          <w:p>
-            <w:r/>
-            <w:r>
-              <w:t>{{ r.c2 }}</w:t>
-            </w:r>
-          </w:p>
-        </w:tc>
-        <w:tc>
-          <w:tcPr>
-            <w:tcW w:w="1253" w:type="dxa"/>
-            <w:vAlign w:val="center"/>
-          </w:tcPr>
-          <w:p>
-            <w:r/>
-            <w:r>
-              <w:t>{{ r.c3 }}</w:t>
-            </w:r>
-          </w:p>
-        </w:tc>
-        <w:tc>
-          <w:tcPr>
-            <w:tcW w:w="1271" w:type="dxa"/>
-            <w:vAlign w:val="center"/>
-          </w:tcPr>
-          <w:p>
-            <w:r/>
-            <w:r>
-              <w:t>{{ r.c4 }}</w:t>
-            </w:r>
-          </w:p>
-        </w:tc>
-        <w:tc>
-          <w:tcPr>
-            <w:tcW w:w="1271" w:type="dxa"/>
-            <w:vAlign w:val="center"/>
-          </w:tcPr>
-          <w:p>
-            <w:r/>
-            <w:r>
-              <w:t>{{ r.c5 }}</w:t>
-            </w:r>
-          </w:p>
-        </w:tc>
-        <w:tc>
-          <w:tcPr>
-            <w:tcW w:w="1224" w:type="dxa"/>
-            <w:vAlign w:val="center"/>
-          </w:tcPr>
-          <w:p>
-            <w:r>
-              <w:t>{{ r.c6 }}</w:t>
+              <w:t xml:space="preserve">{%tc for v in r.cells %}</w:t>
+            </w:r>
+          </w:p>
+        </w:tc>
+        <w:tc>
+          <w:tcPr>
+            <w:tcW w:w="1329" w:type="dxa"/>
+            <w:vAlign w:val="center"/>
+          </w:tcPr>
+          <w:p>
+            <w:r>
+              <w:t xml:space="preserve">{{ v }}</w:t>
+            </w:r>
+          </w:p>
+        </w:tc>
+        <w:tc>
+          <w:tcPr>
+            <w:tcW w:w="1329" w:type="dxa"/>
+            <w:vAlign w:val="center"/>
+          </w:tcPr>
+          <w:p>
+            <w:r>
+              <w:t xml:space="preserve">{%tc endfor %}</w:t>
             </w:r>
           </w:p>
         </w:tc>
@@ -4585,16 +4589,12 @@
           <w:color w:val="000000"/>
           <w:sz w:val="20"/>
         </w:rPr>
+        <w:t xml:space="preserve">{{ tbl.caption }}</w:t>
       </w:r>
+    </w:p>
+    <w:p>
       <w:r>
-        <w:rPr>
-          <w:rFonts w:ascii="Arial" w:hAnsi="Arial"/>
-          <w:b/>
-          <w:i w:val="0"/>
-          <w:color w:val="000000"/>
-          <w:sz w:val="20"/>
-        </w:rPr>
-        <w:t>Table: RE_Quasi-peak_30MHz - 1GHz</w:t>
+        <w:t xml:space="preserve">{%p endfor %}</w:t>
       </w:r>
     </w:p>
     <w:p>
@@ -4725,6 +4725,130 @@
           <w:sz w:val="20"/>
         </w:rPr>
         <w:t>{{ img_photo_2_caption }}</w:t>
+      </w:r>
+    </w:p>
+    <w:p>
+      <w:r>
+        <w:t>{{ img_photo_3 }}</w:t>
+      </w:r>
+    </w:p>
+    <w:p>
+      <w:pPr>
+        <w:pStyle w:val="Caption"/>
+        <w:spacing w:before="120" w:after="0"/>
+        <w:jc w:val="center"/>
+        <w:rPr>
+          <w:rFonts w:ascii="Arial" w:hAnsi="Arial" w:cs="Arial"/>
+          <w:b/>
+          <w:bCs/>
+          <w:i w:val="0"/>
+          <w:iCs w:val="0"/>
+          <w:color w:val="auto"/>
+          <w:sz w:val="20"/>
+          <w:szCs w:val="20"/>
+        </w:rPr>
+      </w:pPr>
+      <w:r>
+        <w:rPr>
+          <w:rFonts w:ascii="Arial" w:hAnsi="Arial"/>
+          <w:b/>
+          <w:i w:val="0"/>
+          <w:color w:val="000000"/>
+          <w:sz w:val="20"/>
+        </w:rPr>
+      </w:r>
+      <w:r>
+        <w:rPr>
+          <w:rFonts w:ascii="Arial" w:hAnsi="Arial"/>
+          <w:b/>
+          <w:i w:val="0"/>
+          <w:color w:val="000000"/>
+          <w:sz w:val="20"/>
+        </w:rPr>
+        <w:t>{{ img_photo_3_caption }}</w:t>
+      </w:r>
+    </w:p>
+    <w:p>
+      <w:r>
+        <w:t>{{ img_photo_4 }}</w:t>
+      </w:r>
+    </w:p>
+    <w:p>
+      <w:pPr>
+        <w:pStyle w:val="Caption"/>
+        <w:spacing w:before="120" w:after="0"/>
+        <w:jc w:val="center"/>
+        <w:rPr>
+          <w:rFonts w:ascii="Arial" w:hAnsi="Arial" w:cs="Arial"/>
+          <w:b/>
+          <w:bCs/>
+          <w:i w:val="0"/>
+          <w:iCs w:val="0"/>
+          <w:color w:val="auto"/>
+          <w:sz w:val="20"/>
+          <w:szCs w:val="20"/>
+        </w:rPr>
+      </w:pPr>
+      <w:r>
+        <w:rPr>
+          <w:rFonts w:ascii="Arial" w:hAnsi="Arial"/>
+          <w:b/>
+          <w:i w:val="0"/>
+          <w:color w:val="000000"/>
+          <w:sz w:val="20"/>
+        </w:rPr>
+      </w:r>
+      <w:r>
+        <w:rPr>
+          <w:rFonts w:ascii="Arial" w:hAnsi="Arial"/>
+          <w:b/>
+          <w:i w:val="0"/>
+          <w:color w:val="000000"/>
+          <w:sz w:val="20"/>
+        </w:rPr>
+        <w:t>{{ img_photo_4_caption }}</w:t>
+      </w:r>
+    </w:p>
+    <w:p>
+      <w:r>
+        <w:t xml:space="preserve">{%p for pic in re_extra_photos %}</w:t>
+      </w:r>
+    </w:p>
+    <w:p>
+      <w:r>
+        <w:t xml:space="preserve">{{ pic.img }}</w:t>
+      </w:r>
+    </w:p>
+    <w:p>
+      <w:pPr>
+        <w:pStyle w:val="Caption"/>
+        <w:spacing w:before="120" w:after="0"/>
+        <w:jc w:val="center"/>
+        <w:rPr>
+          <w:rFonts w:ascii="Arial" w:hAnsi="Arial" w:cs="Arial"/>
+          <w:b/>
+          <w:bCs/>
+          <w:i w:val="0"/>
+          <w:iCs w:val="0"/>
+          <w:color w:val="auto"/>
+          <w:sz w:val="20"/>
+          <w:szCs w:val="20"/>
+        </w:rPr>
+      </w:pPr>
+      <w:r>
+        <w:rPr>
+          <w:rFonts w:ascii="Arial" w:hAnsi="Arial"/>
+          <w:b/>
+          <w:i w:val="0"/>
+          <w:color w:val="000000"/>
+          <w:sz w:val="20"/>
+        </w:rPr>
+        <w:t xml:space="preserve">{{ pic.caption }}</w:t>
+      </w:r>
+    </w:p>
+    <w:p>
+      <w:r>
+        <w:t xml:space="preserve">{%p endfor %}</w:t>
       </w:r>
     </w:p>
     <w:p>
